--- a/docs/docx/8_sinif/unit1/U1_MD_Ogretmen_Hazirlik.docx
+++ b/docs/docx/8_sinif/unit1/U1_MD_Ogretmen_Hazirlik.docx
@@ -38,7 +38,7 @@
           <w:color w:val="1F2937"/>
           <w:sz w:val="20"/>
         </w:rPr>
-        <w:t xml:space="preserve">**Ders:** Teknoloji ve Tasarım  </w:t>
+        <w:t>**Ünite:** İnovatif Düşüncenin Geliştirilmesi, Fikirlerin Korunması ve Etik</w:t>
       </w:r>
     </w:p>
     <w:p>
@@ -49,7 +49,7 @@
           <w:color w:val="1F2937"/>
           <w:sz w:val="20"/>
         </w:rPr>
-        <w:t xml:space="preserve">**Ünite:** 1. Ünite — İnovatif Düşüncenin Geliştirilmesi, Fikirlerin Korunması ve Etik  </w:t>
+        <w:t>**Süre:** 8 ders saati</w:t>
       </w:r>
     </w:p>
     <w:p>
@@ -60,51 +60,7 @@
           <w:color w:val="1F2937"/>
           <w:sz w:val="20"/>
         </w:rPr>
-        <w:t xml:space="preserve">**Süre:** 8 ders saati (4 hafta; haftada peş peşe 2 × 40 dakika, arada 10 dakika ara)  </w:t>
-      </w:r>
-    </w:p>
-    <w:p>
-      <w:r>
-        <w:rPr>
-          <w:rFonts w:ascii="Aptos" w:hAnsi="Aptos" w:eastAsia="Aptos"/>
-          <w:b w:val="0"/>
-          <w:color w:val="1F2937"/>
-          <w:sz w:val="20"/>
-        </w:rPr>
-        <w:t xml:space="preserve">**Belge durumu:** Ders planından önce kullanılan öğretmen hazırlık materyali  </w:t>
-      </w:r>
-    </w:p>
-    <w:p>
-      <w:r>
-        <w:rPr>
-          <w:rFonts w:ascii="Aptos" w:hAnsi="Aptos" w:eastAsia="Aptos"/>
-          <w:b w:val="0"/>
-          <w:color w:val="1F2937"/>
-          <w:sz w:val="20"/>
-        </w:rPr>
-        <w:t xml:space="preserve">**Birincil program kaynağı:** [Türkiye Yüzyılı Maarif Modeli — 8. Sınıf 1. Ünite](https://tymm.meb.gov.tr/teknoloji-tasarim-dersi/unite/1446)  </w:t>
-      </w:r>
-    </w:p>
-    <w:p>
-      <w:r>
-        <w:rPr>
-          <w:rFonts w:ascii="Aptos" w:hAnsi="Aptos" w:eastAsia="Aptos"/>
-          <w:b w:val="0"/>
-          <w:color w:val="1F2937"/>
-          <w:sz w:val="20"/>
-        </w:rPr>
-        <w:t>**Canlı kaynak doğrulaması:** 13.09.2026</w:t>
-      </w:r>
-    </w:p>
-    <w:p>
-      <w:r>
-        <w:rPr>
-          <w:rFonts w:ascii="Aptos" w:hAnsi="Aptos" w:eastAsia="Aptos"/>
-          <w:b w:val="0"/>
-          <w:color w:val="1F2937"/>
-          <w:sz w:val="20"/>
-        </w:rPr>
-        <w:t>---</w:t>
+        <w:t>**Öğrenme çıktıları:** TT.8.1.1, TT.8.1.2, TT.8.1.3</w:t>
       </w:r>
     </w:p>
     <w:p>
@@ -118,7 +74,7 @@
           <w:color w:val="EA580C"/>
           <w:sz w:val="24"/>
         </w:rPr>
-        <w:t>1. Materyalin amacı ve sınırı</w:t>
+        <w:t>Bu belge ne içindir?</w:t>
       </w:r>
     </w:p>
     <w:p>
@@ -129,32 +85,7 @@
           <w:color w:val="1F2937"/>
           <w:sz w:val="20"/>
         </w:rPr>
-        <w:t>Bu belge, öğretmenin dört haftalık üniteye girmeden önce kavramsal hazırlığını, sınıf–atölye düzenini, güvenilir kaynak kullanımını ve öğrenci desteğini planlaması içindir. Ayrıntılı dakika dakika ders akışı bu belgeden sonra hazırlanacak `U1_MD_01_Ders_Plani.md` dosyasına bırakılmıştır.</w:t>
-      </w:r>
-    </w:p>
-    <w:p>
-      <w:r>
-        <w:rPr>
-          <w:rFonts w:ascii="Aptos" w:hAnsi="Aptos" w:eastAsia="Aptos"/>
-          <w:b w:val="0"/>
-          <w:color w:val="1F2937"/>
-          <w:sz w:val="20"/>
-        </w:rPr>
-        <w:t>Ünite, öğrencilerin yalnızca kavramları tanımlamasını değil; bir ihtiyacı fark etmesini, güvenilir bilgi toplamasını, inovatif çözüm taslağı üretmesini ve fikrî emeğe etik biçimde yaklaşmasını hedefler. Öğrenciler gerçek bir patent, marka veya tasarım tescil başvurusu yapmaz; hak türlerini tanımaya ve kendi ürün fikri için gerekçeli bir koruma önerisi oluşturmaya çalışırlar.</w:t>
-      </w:r>
-    </w:p>
-    <w:p>
-      <w:pPr>
-        <w:shd w:fill="FFF7ED"/>
-      </w:pPr>
-      <w:r>
-        <w:rPr>
-          <w:rFonts w:ascii="Aptos" w:hAnsi="Aptos" w:eastAsia="Aptos"/>
-          <w:b w:val="0"/>
-          <w:color w:val="1F2937"/>
-          <w:sz w:val="20"/>
-        </w:rPr>
-        <w:t>Hukuki süreçler ülkeye, başvuruya ve somut duruma göre değişir. Bu materyal hukuki danışmanlık veya başvuru rehberi değildir; öğretmen, güncel ayrıntılar için TÜRKPATENT’in resmî sayfalarına yönlendirir.</w:t>
+        <w:t>Bu kısa not, öğretmenin derse girmeden önce ortak bir dil kurması içindir. Öğrenciye dağıtılmaz; ayrıntılı konu anlatımı veya hukukî başvuru metni değildir.</w:t>
       </w:r>
     </w:p>
     <w:p>
@@ -168,250 +99,7 @@
           <w:color w:val="EA580C"/>
           <w:sz w:val="24"/>
         </w:rPr>
-        <w:t>2. Resmî çerçeve: öğretmenin izleyeceği hedefler</w:t>
-      </w:r>
-    </w:p>
-    <w:p>
-      <w:pPr>
-        <w:keepNext/>
-      </w:pPr>
-      <w:r>
-        <w:rPr>
-          <w:rFonts w:ascii="Aptos" w:hAnsi="Aptos" w:eastAsia="Aptos"/>
-          <w:b/>
-          <w:color w:val="EA580C"/>
-          <w:sz w:val="24"/>
-        </w:rPr>
-        <w:t>Öğrenme çıktıları ve süreç bileşenleri</w:t>
-      </w:r>
-    </w:p>
-    <w:p>
-      <w:r>
-        <w:rPr>
-          <w:rFonts w:ascii="Aptos" w:hAnsi="Aptos" w:eastAsia="Aptos"/>
-          <w:b w:val="0"/>
-          <w:color w:val="1F2937"/>
-          <w:sz w:val="20"/>
-        </w:rPr>
-        <w:t>**TT.8.1.1 — İnovasyon ve AR-GE kavramlarını sorgulayabilme**</w:t>
-      </w:r>
-    </w:p>
-    <w:p>
-      <w:pPr>
-        <w:pStyle w:val="ListBullet"/>
-      </w:pPr>
-      <w:r>
-        <w:rPr>
-          <w:rFonts w:ascii="Aptos" w:hAnsi="Aptos" w:eastAsia="Aptos"/>
-          <w:b w:val="0"/>
-          <w:color w:val="1F2937"/>
-          <w:sz w:val="20"/>
-        </w:rPr>
-        <w:t>İnovasyon ve AR-GE kavramlarını tanımlar.</w:t>
-      </w:r>
-    </w:p>
-    <w:p>
-      <w:pPr>
-        <w:pStyle w:val="ListBullet"/>
-      </w:pPr>
-      <w:r>
-        <w:rPr>
-          <w:rFonts w:ascii="Aptos" w:hAnsi="Aptos" w:eastAsia="Aptos"/>
-          <w:b w:val="0"/>
-          <w:color w:val="1F2937"/>
-          <w:sz w:val="20"/>
-        </w:rPr>
-        <w:t>Bu kavramlarla ilgili sorular sorar.</w:t>
-      </w:r>
-    </w:p>
-    <w:p>
-      <w:pPr>
-        <w:pStyle w:val="ListBullet"/>
-      </w:pPr>
-      <w:r>
-        <w:rPr>
-          <w:rFonts w:ascii="Aptos" w:hAnsi="Aptos" w:eastAsia="Aptos"/>
-          <w:b w:val="0"/>
-          <w:color w:val="1F2937"/>
-          <w:sz w:val="20"/>
-        </w:rPr>
-        <w:t>Bilgi toplar.</w:t>
-      </w:r>
-    </w:p>
-    <w:p>
-      <w:pPr>
-        <w:pStyle w:val="ListBullet"/>
-      </w:pPr>
-      <w:r>
-        <w:rPr>
-          <w:rFonts w:ascii="Aptos" w:hAnsi="Aptos" w:eastAsia="Aptos"/>
-          <w:b w:val="0"/>
-          <w:color w:val="1F2937"/>
-          <w:sz w:val="20"/>
-        </w:rPr>
-        <w:t>Topladığı bilgilerin doğruluğunu değerlendirir.</w:t>
-      </w:r>
-    </w:p>
-    <w:p>
-      <w:pPr>
-        <w:pStyle w:val="ListBullet"/>
-      </w:pPr>
-      <w:r>
-        <w:rPr>
-          <w:rFonts w:ascii="Aptos" w:hAnsi="Aptos" w:eastAsia="Aptos"/>
-          <w:b w:val="0"/>
-          <w:color w:val="1F2937"/>
-          <w:sz w:val="20"/>
-        </w:rPr>
-        <w:t>Bilgilerden çıkarım yapar.</w:t>
-      </w:r>
-    </w:p>
-    <w:p>
-      <w:r>
-        <w:rPr>
-          <w:rFonts w:ascii="Aptos" w:hAnsi="Aptos" w:eastAsia="Aptos"/>
-          <w:b w:val="0"/>
-          <w:color w:val="1F2937"/>
-          <w:sz w:val="20"/>
-        </w:rPr>
-        <w:t>**TT.8.1.2 — İnovatif bir ürünün taslağını oluşturabilme**</w:t>
-      </w:r>
-    </w:p>
-    <w:p>
-      <w:pPr>
-        <w:pStyle w:val="ListBullet"/>
-      </w:pPr>
-      <w:r>
-        <w:rPr>
-          <w:rFonts w:ascii="Aptos" w:hAnsi="Aptos" w:eastAsia="Aptos"/>
-          <w:b w:val="0"/>
-          <w:color w:val="1F2937"/>
-          <w:sz w:val="20"/>
-        </w:rPr>
-        <w:t>Problem ve konu belirler.</w:t>
-      </w:r>
-    </w:p>
-    <w:p>
-      <w:pPr>
-        <w:pStyle w:val="ListBullet"/>
-      </w:pPr>
-      <w:r>
-        <w:rPr>
-          <w:rFonts w:ascii="Aptos" w:hAnsi="Aptos" w:eastAsia="Aptos"/>
-          <w:b w:val="0"/>
-          <w:color w:val="1F2937"/>
-          <w:sz w:val="20"/>
-        </w:rPr>
-        <w:t>Problemle ilişkili konu, tema veya kavramı inceler.</w:t>
-      </w:r>
-    </w:p>
-    <w:p>
-      <w:pPr>
-        <w:pStyle w:val="ListBullet"/>
-      </w:pPr>
-      <w:r>
-        <w:rPr>
-          <w:rFonts w:ascii="Aptos" w:hAnsi="Aptos" w:eastAsia="Aptos"/>
-          <w:b w:val="0"/>
-          <w:color w:val="1F2937"/>
-          <w:sz w:val="20"/>
-        </w:rPr>
-        <w:t>Çözüme yönelik fikir geliştirir.</w:t>
-      </w:r>
-    </w:p>
-    <w:p>
-      <w:pPr>
-        <w:pStyle w:val="ListBullet"/>
-      </w:pPr>
-      <w:r>
-        <w:rPr>
-          <w:rFonts w:ascii="Aptos" w:hAnsi="Aptos" w:eastAsia="Aptos"/>
-          <w:b w:val="0"/>
-          <w:color w:val="1F2937"/>
-          <w:sz w:val="20"/>
-        </w:rPr>
-        <w:t>İnovasyon tasarımıyla ilişkili eskiz yapar.</w:t>
-      </w:r>
-    </w:p>
-    <w:p>
-      <w:r>
-        <w:rPr>
-          <w:rFonts w:ascii="Aptos" w:hAnsi="Aptos" w:eastAsia="Aptos"/>
-          <w:b w:val="0"/>
-          <w:color w:val="1F2937"/>
-          <w:sz w:val="20"/>
-        </w:rPr>
-        <w:t>**TT.8.1.3 — Fikrî ve Sınai Mülkiyet Haklarının Korunması hakkında bilgi toplayabilme**</w:t>
-      </w:r>
-    </w:p>
-    <w:p>
-      <w:pPr>
-        <w:pStyle w:val="ListBullet"/>
-      </w:pPr>
-      <w:r>
-        <w:rPr>
-          <w:rFonts w:ascii="Aptos" w:hAnsi="Aptos" w:eastAsia="Aptos"/>
-          <w:b w:val="0"/>
-          <w:color w:val="1F2937"/>
-          <w:sz w:val="20"/>
-        </w:rPr>
-        <w:t>Bilgiye ulaşmak için kullanacağı araçları belirler.</w:t>
-      </w:r>
-    </w:p>
-    <w:p>
-      <w:pPr>
-        <w:pStyle w:val="ListBullet"/>
-      </w:pPr>
-      <w:r>
-        <w:rPr>
-          <w:rFonts w:ascii="Aptos" w:hAnsi="Aptos" w:eastAsia="Aptos"/>
-          <w:b w:val="0"/>
-          <w:color w:val="1F2937"/>
-          <w:sz w:val="20"/>
-        </w:rPr>
-        <w:t>Bilgileri bulur.</w:t>
-      </w:r>
-    </w:p>
-    <w:p>
-      <w:pPr>
-        <w:pStyle w:val="ListBullet"/>
-      </w:pPr>
-      <w:r>
-        <w:rPr>
-          <w:rFonts w:ascii="Aptos" w:hAnsi="Aptos" w:eastAsia="Aptos"/>
-          <w:b w:val="0"/>
-          <w:color w:val="1F2937"/>
-          <w:sz w:val="20"/>
-        </w:rPr>
-        <w:t>Bilgileri doğrular.</w:t>
-      </w:r>
-    </w:p>
-    <w:p>
-      <w:pPr>
-        <w:pStyle w:val="ListBullet"/>
-      </w:pPr>
-      <w:r>
-        <w:rPr>
-          <w:rFonts w:ascii="Aptos" w:hAnsi="Aptos" w:eastAsia="Aptos"/>
-          <w:b w:val="0"/>
-          <w:color w:val="1F2937"/>
-          <w:sz w:val="20"/>
-        </w:rPr>
-        <w:t>Bilgileri kaydeder.</w:t>
-      </w:r>
-    </w:p>
-    <w:p>
-      <w:pPr>
-        <w:keepNext/>
-      </w:pPr>
-      <w:r>
-        <w:rPr>
-          <w:rFonts w:ascii="Aptos" w:hAnsi="Aptos" w:eastAsia="Aptos"/>
-          <w:b/>
-          <w:color w:val="EA580C"/>
-          <w:sz w:val="24"/>
-        </w:rPr>
-        <w:t>Programlar arası bileşenleri görünür kılma</w:t>
+        <w:t>Öğretmenin hatırlayacağı ana fikirler</w:t>
       </w:r>
     </w:p>
     <w:tbl>
@@ -451,7 +139,7 @@
                 <w:color w:val="FFFFFF"/>
                 <w:sz w:val="16"/>
               </w:rPr>
-              <w:t>Bileşen</w:t>
+              <w:t>Kavram</w:t>
             </w:r>
           </w:p>
         </w:tc>
@@ -478,7 +166,7 @@
                 <w:color w:val="FFFFFF"/>
                 <w:sz w:val="16"/>
               </w:rPr>
-              <w:t>Ünite içinde somut karşılığı</w:t>
+              <w:t>Derste kullanılacak kısa açıklama</w:t>
             </w:r>
           </w:p>
         </w:tc>
@@ -510,7 +198,7 @@
                 <w:color w:val="1F2937"/>
                 <w:sz w:val="16"/>
               </w:rPr>
-              <w:t>**TSRMAB1.1 Taslak Oluşturma**</w:t>
+              <w:t>İnovasyon</w:t>
             </w:r>
           </w:p>
         </w:tc>
@@ -537,7 +225,7 @@
                 <w:color w:val="1F2937"/>
                 <w:sz w:val="16"/>
               </w:rPr>
-              <w:t>Öğrenci, belirlediği probleme yönelik çözümün işleyişini eskizde gösterir.</w:t>
+              <w:t>Bir ihtiyaca cevap verirken kullanıcıya, çevreye veya yaşama anlamlı değer katan yeni ya da geliştirilmiş çözüm.</w:t>
             </w:r>
           </w:p>
         </w:tc>
@@ -569,7 +257,7 @@
                 <w:color w:val="1F2937"/>
                 <w:sz w:val="16"/>
               </w:rPr>
-              <w:t>**KB2.6 Bilgi Toplama**</w:t>
+              <w:t>AR-GE</w:t>
             </w:r>
           </w:p>
         </w:tc>
@@ -596,7 +284,7 @@
                 <w:color w:val="1F2937"/>
                 <w:sz w:val="16"/>
               </w:rPr>
-              <w:t>Kaynak amacı, yazar/kurum, güncellik ve iddiayı not ederek bilgi toplar.</w:t>
+              <w:t>Problemi araştırma, seçenekleri deneme ve çözümü iyileştirme süreci.</w:t>
             </w:r>
           </w:p>
         </w:tc>
@@ -628,7 +316,7 @@
                 <w:color w:val="1F2937"/>
                 <w:sz w:val="16"/>
               </w:rPr>
-              <w:t>**KB2.8 Sorgulama**</w:t>
+              <w:t>İhtiyaç</w:t>
             </w:r>
           </w:p>
         </w:tc>
@@ -655,7 +343,7 @@
                 <w:color w:val="1F2937"/>
                 <w:sz w:val="16"/>
               </w:rPr>
-              <w:t>“Bu değişiklik gerçekten bir ihtiyaca çözüm getiriyor mu?” ve “Kaynak bunu nasıl biliyor?” sorularını kullanır.</w:t>
+              <w:t>Günlük yaşamda fark edilen ve çözüm gerektiren durum.</w:t>
             </w:r>
           </w:p>
         </w:tc>
@@ -687,7 +375,7 @@
                 <w:color w:val="1F2937"/>
                 <w:sz w:val="16"/>
               </w:rPr>
-              <w:t>**E1.1 Merak, E3.3 Yaratıcılık, E3.5 Açık Fikirlilik**</w:t>
+              <w:t>Fikir / eskiz</w:t>
             </w:r>
           </w:p>
         </w:tc>
@@ -714,7 +402,7 @@
                 <w:color w:val="1F2937"/>
                 <w:sz w:val="16"/>
               </w:rPr>
-              <w:t>Farklı çözüm yollarını araştırır, akran önerisini dinler ve fikrini gerekçeyle geliştirir.</w:t>
+              <w:t>Bir çözümü önce düşünme, sonra anlaşılır biçimde gösterme yolu.</w:t>
             </w:r>
           </w:p>
         </w:tc>
@@ -746,7 +434,7 @@
                 <w:color w:val="1F2937"/>
                 <w:sz w:val="16"/>
               </w:rPr>
-              <w:t>**SDB2.1 İletişim, SDB2.2 İş Birliği, SDB3.3 Sorumlu Karar Verme**</w:t>
+              <w:t>Fikrî ve sınaî mülkiyet</w:t>
             </w:r>
           </w:p>
         </w:tc>
@@ -773,125 +461,7 @@
                 <w:color w:val="1F2937"/>
                 <w:sz w:val="16"/>
               </w:rPr>
-              <w:t>Araştırma bulgusunu paylaşır; grup içinde rol alır; koruma önerisini kanıta dayandırır.</w:t>
-            </w:r>
-          </w:p>
-        </w:tc>
-      </w:tr>
-      <w:tr>
-        <w:trPr>
-          <w:cantSplit/>
-        </w:trPr>
-        <w:tc>
-          <w:tcPr>
-            <w:tcW w:type="dxa" w:w="4819"/>
-            <w:vAlign w:val="center"/>
-            <w:shd w:fill="FFF8F3"/>
-            <w:tcBorders>
-              <w:top w:val="single" w:sz="4" w:color="D1D5DB"/>
-              <w:left w:val="single" w:sz="4" w:color="D1D5DB"/>
-              <w:bottom w:val="single" w:sz="4" w:color="D1D5DB"/>
-              <w:right w:val="single" w:sz="4" w:color="D1D5DB"/>
-            </w:tcBorders>
-          </w:tcPr>
-          <w:p>
-            <w:pPr>
-              <w:spacing w:after="0"/>
-            </w:pPr>
-            <w:r>
-              <w:rPr>
-                <w:rFonts w:ascii="Aptos" w:hAnsi="Aptos" w:eastAsia="Aptos"/>
-                <w:b w:val="0"/>
-                <w:color w:val="1F2937"/>
-                <w:sz w:val="16"/>
-              </w:rPr>
-              <w:t>**D1 Adalet, D3 Çalışkanlık, D4 Dostluk, D19 Vatanseverlik**</w:t>
-            </w:r>
-          </w:p>
-        </w:tc>
-        <w:tc>
-          <w:tcPr>
-            <w:tcW w:type="dxa" w:w="4819"/>
-            <w:vAlign w:val="center"/>
-            <w:shd w:fill="FFF8F3"/>
-            <w:tcBorders>
-              <w:top w:val="single" w:sz="4" w:color="D1D5DB"/>
-              <w:left w:val="single" w:sz="4" w:color="D1D5DB"/>
-              <w:bottom w:val="single" w:sz="4" w:color="D1D5DB"/>
-              <w:right w:val="single" w:sz="4" w:color="D1D5DB"/>
-            </w:tcBorders>
-          </w:tcPr>
-          <w:p>
-            <w:pPr>
-              <w:spacing w:after="0"/>
-            </w:pPr>
-            <w:r>
-              <w:rPr>
-                <w:rFonts w:ascii="Aptos" w:hAnsi="Aptos" w:eastAsia="Aptos"/>
-                <w:b w:val="0"/>
-                <w:color w:val="1F2937"/>
-                <w:sz w:val="16"/>
-              </w:rPr>
-              <w:t>Emeğe saygı, kaynak gösterme, adil akran dönütü ve toplumsal faydayı gözetme.</w:t>
-            </w:r>
-          </w:p>
-        </w:tc>
-      </w:tr>
-      <w:tr>
-        <w:trPr>
-          <w:cantSplit/>
-        </w:trPr>
-        <w:tc>
-          <w:tcPr>
-            <w:tcW w:type="dxa" w:w="4819"/>
-            <w:vAlign w:val="center"/>
-            <w:shd w:fill="FFFFFF"/>
-            <w:tcBorders>
-              <w:top w:val="single" w:sz="4" w:color="D1D5DB"/>
-              <w:left w:val="single" w:sz="4" w:color="D1D5DB"/>
-              <w:bottom w:val="single" w:sz="4" w:color="D1D5DB"/>
-              <w:right w:val="single" w:sz="4" w:color="D1D5DB"/>
-            </w:tcBorders>
-          </w:tcPr>
-          <w:p>
-            <w:pPr>
-              <w:spacing w:after="0"/>
-            </w:pPr>
-            <w:r>
-              <w:rPr>
-                <w:rFonts w:ascii="Aptos" w:hAnsi="Aptos" w:eastAsia="Aptos"/>
-                <w:b w:val="0"/>
-                <w:color w:val="1F2937"/>
-                <w:sz w:val="16"/>
-              </w:rPr>
-              <w:t>**OB1, OB2, OB4, OB7, OB8**</w:t>
-            </w:r>
-          </w:p>
-        </w:tc>
-        <w:tc>
-          <w:tcPr>
-            <w:tcW w:type="dxa" w:w="4819"/>
-            <w:vAlign w:val="center"/>
-            <w:shd w:fill="FFFFFF"/>
-            <w:tcBorders>
-              <w:top w:val="single" w:sz="4" w:color="D1D5DB"/>
-              <w:left w:val="single" w:sz="4" w:color="D1D5DB"/>
-              <w:bottom w:val="single" w:sz="4" w:color="D1D5DB"/>
-              <w:right w:val="single" w:sz="4" w:color="D1D5DB"/>
-            </w:tcBorders>
-          </w:tcPr>
-          <w:p>
-            <w:pPr>
-              <w:spacing w:after="0"/>
-            </w:pPr>
-            <w:r>
-              <w:rPr>
-                <w:rFonts w:ascii="Aptos" w:hAnsi="Aptos" w:eastAsia="Aptos"/>
-                <w:b w:val="0"/>
-                <w:color w:val="1F2937"/>
-                <w:sz w:val="16"/>
-              </w:rPr>
-              <w:t>Bilgi, dijital, görsel, veri ve sürdürülebilirlik okuryazarlıklarını kaynak, eskiz ve ürün faydası bağlamında kullanır.</w:t>
+              <w:t>Fikir, eser, tasarım ve ürünle ilgili hakları araştırma ve emeğe saygı çerçevesi.</w:t>
             </w:r>
           </w:p>
         </w:tc>
@@ -906,7 +476,7 @@
           <w:color w:val="1F2937"/>
           <w:sz w:val="20"/>
         </w:rPr>
-        <w:t>Disiplinler arası bağlar: Fen Bilimleri (araştırma ve ürünün işleyişi), Görsel Sanatlar (eskiz ve görsel anlatım), Bilişim Teknolojileri ve Yazılım (güvenilir dijital kaynak, çoklu ortam sunumu).</w:t>
+        <w:t>**Denge cümlesi:** Öğrenciden patent türü hakkında hukukî karar vermesi istenmez. Öğrenci, fikrinin hangi yönünü araştırması gerektiğini ve güvenilir kaynağa nasıl ulaşacağını gerekçelendirir.</w:t>
       </w:r>
     </w:p>
     <w:p>
@@ -920,7 +490,63 @@
           <w:color w:val="EA580C"/>
           <w:sz w:val="24"/>
         </w:rPr>
-        <w:t>3. Kavramsal öğretmen notları</w:t>
+        <w:t>Dersten önce 10 dakikalık hazırlık</w:t>
+      </w:r>
+    </w:p>
+    <w:p>
+      <w:pPr>
+        <w:pStyle w:val="ListBullet"/>
+      </w:pPr>
+      <w:r>
+        <w:rPr>
+          <w:rFonts w:ascii="Aptos" w:hAnsi="Aptos" w:eastAsia="Aptos"/>
+          <w:b w:val="0"/>
+          <w:color w:val="1F2937"/>
+          <w:sz w:val="20"/>
+        </w:rPr>
+        <w:t>Ön değerlendirme için yalnız `U1_MD_02_On_Degerlendirme` öğrenci kopyasını hazırlayın.</w:t>
+      </w:r>
+    </w:p>
+    <w:p>
+      <w:pPr>
+        <w:pStyle w:val="ListBullet"/>
+      </w:pPr>
+      <w:r>
+        <w:rPr>
+          <w:rFonts w:ascii="Aptos" w:hAnsi="Aptos" w:eastAsia="Aptos"/>
+          <w:b w:val="0"/>
+          <w:color w:val="1F2937"/>
+          <w:sz w:val="20"/>
+        </w:rPr>
+        <w:t>Üçer-dörder kişilik grup düzeni, A4 kâğıt, renkli kalem ve bir örnek günlük ürün belirleyin.</w:t>
+      </w:r>
+    </w:p>
+    <w:p>
+      <w:pPr>
+        <w:pStyle w:val="ListBullet"/>
+      </w:pPr>
+      <w:r>
+        <w:rPr>
+          <w:rFonts w:ascii="Aptos" w:hAnsi="Aptos" w:eastAsia="Aptos"/>
+          <w:b w:val="0"/>
+          <w:color w:val="1F2937"/>
+          <w:sz w:val="20"/>
+        </w:rPr>
+        <w:t>Öğrencilerin kullanacağı kaynaklarda kurum/yazar, tarih ve desteklediği bilgi görünür olsun.</w:t>
+      </w:r>
+    </w:p>
+    <w:p>
+      <w:pPr>
+        <w:pStyle w:val="ListBullet"/>
+      </w:pPr>
+      <w:r>
+        <w:rPr>
+          <w:rFonts w:ascii="Aptos" w:hAnsi="Aptos" w:eastAsia="Aptos"/>
+          <w:b w:val="0"/>
+          <w:color w:val="1F2937"/>
+          <w:sz w:val="20"/>
+        </w:rPr>
+        <w:t>Grup paylaşımında "güçlü kanıt" ve "geliştirme sorusu" cümle köklerini tahtaya yazın.</w:t>
       </w:r>
     </w:p>
     <w:p>
@@ -934,7 +560,7 @@
           <w:color w:val="EA580C"/>
           <w:sz w:val="24"/>
         </w:rPr>
-        <w:t>İnovasyon, buluş ve AR-GE</w:t>
+        <w:t>Dört haftalık öğretim omurgası</w:t>
       </w:r>
     </w:p>
     <w:tbl>
@@ -975,7 +601,7 @@
                 <w:color w:val="FFFFFF"/>
                 <w:sz w:val="16"/>
               </w:rPr>
-              <w:t>Kavram</w:t>
+              <w:t>Hafta</w:t>
             </w:r>
           </w:p>
         </w:tc>
@@ -1002,7 +628,7 @@
                 <w:color w:val="FFFFFF"/>
                 <w:sz w:val="16"/>
               </w:rPr>
-              <w:t>8. sınıf düzeyinde açıklama</w:t>
+              <w:t>Odak</w:t>
             </w:r>
           </w:p>
         </w:tc>
@@ -1029,7 +655,7 @@
                 <w:color w:val="FFFFFF"/>
                 <w:sz w:val="16"/>
               </w:rPr>
-              <w:t>Öğrenciye sorulabilecek soru</w:t>
+              <w:t>Görünür öğrenci ürünü</w:t>
             </w:r>
           </w:p>
         </w:tc>
@@ -1061,7 +687,7 @@
                 <w:color w:val="1F2937"/>
                 <w:sz w:val="16"/>
               </w:rPr>
-              <w:t>**İnovasyon**</w:t>
+              <w:t>1</w:t>
             </w:r>
           </w:p>
         </w:tc>
@@ -1088,7 +714,7 @@
                 <w:color w:val="1F2937"/>
                 <w:sz w:val="16"/>
               </w:rPr>
-              <w:t>Bir ihtiyaca değer katan yeni ya da iyileştirilmiş ürün, hizmet, yöntem veya süreçtir. Sadece “yeni teknoloji” demek değildir; kullanışlılık, erişilebilirlik, tasarruf veya çevresel etki gibi bir fayda da içermelidir.</w:t>
+              <w:t>İnovasyon, AR-GE ve güvenilir bilgi</w:t>
             </w:r>
           </w:p>
         </w:tc>
@@ -1115,7 +741,7 @@
                 <w:color w:val="1F2937"/>
                 <w:sz w:val="16"/>
               </w:rPr>
-              <w:t>“Bu değişiklik kimin hangi sorununu daha iyi çözüyor?”</w:t>
+              <w:t>Kavram notu ve kısa araştırma kaydı</w:t>
             </w:r>
           </w:p>
         </w:tc>
@@ -1147,7 +773,7 @@
                 <w:color w:val="1F2937"/>
                 <w:sz w:val="16"/>
               </w:rPr>
-              <w:t>**AR-GE**</w:t>
+              <w:t>2</w:t>
             </w:r>
           </w:p>
         </w:tc>
@@ -1174,7 +800,7 @@
                 <w:color w:val="1F2937"/>
                 <w:sz w:val="16"/>
               </w:rPr>
-              <w:t>Araştırma ve geliştirme çalışmalarıdır. Bir problemi anlamak, seçenekleri denemek, kanıt toplamak ve çözümü iyileştirmek için yürütülür.</w:t>
+              <w:t>İhtiyaç, problem ve mevcut çözüm</w:t>
             </w:r>
           </w:p>
         </w:tc>
@@ -1201,7 +827,7 @@
                 <w:color w:val="1F2937"/>
                 <w:sz w:val="16"/>
               </w:rPr>
-              <w:t>“Bu fikri geliştirmeden önce hangi bilgiyi toplamalıyız?”</w:t>
+              <w:t>Problem cümlesi ile çözüm incelemesi</w:t>
             </w:r>
           </w:p>
         </w:tc>
@@ -1233,7 +859,7 @@
                 <w:color w:val="1F2937"/>
                 <w:sz w:val="16"/>
               </w:rPr>
-              <w:t>**Buluş**</w:t>
+              <w:t>3</w:t>
             </w:r>
           </w:p>
         </w:tc>
@@ -1260,7 +886,7 @@
                 <w:color w:val="1F2937"/>
                 <w:sz w:val="16"/>
               </w:rPr>
-              <w:t>Daha önce bulunmayan bir çözüm veya teknik fikir olabilir. Her buluşun günlük yaşamda yaygın kullanım ya da değer üretmesi zorunlu değildir.</w:t>
+              <w:t>Fikir seçimi ve etiketli eskiz</w:t>
             </w:r>
           </w:p>
         </w:tc>
@@ -1287,7 +913,7 @@
                 <w:color w:val="1F2937"/>
                 <w:sz w:val="16"/>
               </w:rPr>
-              <w:t>“Bu fikir çözüm önerisi mi, yoksa işe yaradığı gösterilmiş bir yenilik mi?”</w:t>
+              <w:t>Dört pencereli eskiz</w:t>
             </w:r>
           </w:p>
         </w:tc>
@@ -1319,7 +945,7 @@
                 <w:color w:val="1F2937"/>
                 <w:sz w:val="16"/>
               </w:rPr>
-              <w:t>**İyileştirme**</w:t>
+              <w:t>4</w:t>
             </w:r>
           </w:p>
         </w:tc>
@@ -1346,7 +972,7 @@
                 <w:color w:val="1F2937"/>
                 <w:sz w:val="16"/>
               </w:rPr>
-              <w:t>Var olan ürünün bir yönünü daha kullanışlı, güvenli, erişilebilir veya sürdürülebilir hâle getirmedir. İnovasyonun bir yolu olabilir.</w:t>
+              <w:t>Emeğe saygı, koruma araştırması ve sunum</w:t>
             </w:r>
           </w:p>
         </w:tc>
@@ -1373,110 +999,13 @@
                 <w:color w:val="1F2937"/>
                 <w:sz w:val="16"/>
               </w:rPr>
-              <w:t>“Ürünün hangi sınırlılığını azaltıyorsun?”</w:t>
-            </w:r>
-          </w:p>
-        </w:tc>
-      </w:tr>
-      <w:tr>
-        <w:trPr>
-          <w:cantSplit/>
-        </w:trPr>
-        <w:tc>
-          <w:tcPr>
-            <w:tcW w:type="dxa" w:w="3213"/>
-            <w:vAlign w:val="center"/>
-            <w:shd w:fill="FFFFFF"/>
-            <w:tcBorders>
-              <w:top w:val="single" w:sz="4" w:color="D1D5DB"/>
-              <w:left w:val="single" w:sz="4" w:color="D1D5DB"/>
-              <w:bottom w:val="single" w:sz="4" w:color="D1D5DB"/>
-              <w:right w:val="single" w:sz="4" w:color="D1D5DB"/>
-            </w:tcBorders>
-          </w:tcPr>
-          <w:p>
-            <w:pPr>
-              <w:spacing w:after="0"/>
-            </w:pPr>
-            <w:r>
-              <w:rPr>
-                <w:rFonts w:ascii="Aptos" w:hAnsi="Aptos" w:eastAsia="Aptos"/>
-                <w:b w:val="0"/>
-                <w:color w:val="1F2937"/>
-                <w:sz w:val="16"/>
-              </w:rPr>
-              <w:t>**Sürdürülebilirlik**</w:t>
-            </w:r>
-          </w:p>
-        </w:tc>
-        <w:tc>
-          <w:tcPr>
-            <w:tcW w:type="dxa" w:w="3213"/>
-            <w:vAlign w:val="center"/>
-            <w:shd w:fill="FFFFFF"/>
-            <w:tcBorders>
-              <w:top w:val="single" w:sz="4" w:color="D1D5DB"/>
-              <w:left w:val="single" w:sz="4" w:color="D1D5DB"/>
-              <w:bottom w:val="single" w:sz="4" w:color="D1D5DB"/>
-              <w:right w:val="single" w:sz="4" w:color="D1D5DB"/>
-            </w:tcBorders>
-          </w:tcPr>
-          <w:p>
-            <w:pPr>
-              <w:spacing w:after="0"/>
-            </w:pPr>
-            <w:r>
-              <w:rPr>
-                <w:rFonts w:ascii="Aptos" w:hAnsi="Aptos" w:eastAsia="Aptos"/>
-                <w:b w:val="0"/>
-                <w:color w:val="1F2937"/>
-                <w:sz w:val="16"/>
-              </w:rPr>
-              <w:t>Ürünün bugünkü faydasını çevresel, ekonomik ve toplumsal etkileriyle birlikte düşünmektir.</w:t>
-            </w:r>
-          </w:p>
-        </w:tc>
-        <w:tc>
-          <w:tcPr>
-            <w:tcW w:type="dxa" w:w="3213"/>
-            <w:vAlign w:val="center"/>
-            <w:shd w:fill="FFFFFF"/>
-            <w:tcBorders>
-              <w:top w:val="single" w:sz="4" w:color="D1D5DB"/>
-              <w:left w:val="single" w:sz="4" w:color="D1D5DB"/>
-              <w:bottom w:val="single" w:sz="4" w:color="D1D5DB"/>
-              <w:right w:val="single" w:sz="4" w:color="D1D5DB"/>
-            </w:tcBorders>
-          </w:tcPr>
-          <w:p>
-            <w:pPr>
-              <w:spacing w:after="0"/>
-            </w:pPr>
-            <w:r>
-              <w:rPr>
-                <w:rFonts w:ascii="Aptos" w:hAnsi="Aptos" w:eastAsia="Aptos"/>
-                <w:b w:val="0"/>
-                <w:color w:val="1F2937"/>
-                <w:sz w:val="16"/>
-              </w:rPr>
-              <w:t>“Bu ürünün üretimi, kullanımı ve ömrü sonunda ne olur?”</w:t>
+              <w:t>Koruma araştırma notu ve kısa paylaşım</w:t>
             </w:r>
           </w:p>
         </w:tc>
       </w:tr>
     </w:tbl>
     <w:p/>
-    <w:p>
-      <w:r>
-        <w:rPr>
-          <w:rFonts w:ascii="Aptos" w:hAnsi="Aptos" w:eastAsia="Aptos"/>
-          <w:b w:val="0"/>
-          <w:color w:val="1F2937"/>
-          <w:sz w:val="20"/>
-        </w:rPr>
-        <w:t>Öğrencilerin günlük hayattan seçebileceği güvenli başlangıç örnekleri: ders çalışma düzeni, su tasarrufu, kitap okuma konforu, okul çantası düzeni, yaşlı veya engelli bireylerin günlük yaşamı, atıkların azaltılması. Öğretmen, çözümü hazır olarak vermek yerine ihtiyacı gözlemletir.</w:t>
-      </w:r>
-    </w:p>
     <w:p>
       <w:pPr>
         <w:keepNext/>
@@ -1488,1645 +1017,7 @@
           <w:color w:val="EA580C"/>
           <w:sz w:val="24"/>
         </w:rPr>
-        <w:t>Fikrî emeğe saygı ve hak türleri</w:t>
-      </w:r>
-    </w:p>
-    <w:p>
-      <w:r>
-        <w:rPr>
-          <w:rFonts w:ascii="Aptos" w:hAnsi="Aptos" w:eastAsia="Aptos"/>
-          <w:b w:val="0"/>
-          <w:color w:val="1F2937"/>
-          <w:sz w:val="20"/>
-        </w:rPr>
-        <w:t>Öğretim sırasında kavramları “hangi hak kesinlikle alınır?” biçiminde değil, “hangi tür koruma ile ilişkilendirilebilir; bunun için hangi resmî kaynağı incelemeliyiz?” biçiminde ele alın. TÜRKPATENT; patent ve faydalı model, marka ve tasarım gibi sınai mülkiyet alanlarında tescil işlemleri yürüten resmî kurumdur.</w:t>
-      </w:r>
-    </w:p>
-    <w:tbl>
-      <w:tblPr>
-        <w:tblW w:type="auto" w:w="0"/>
-        <w:tblLook w:firstColumn="1" w:firstRow="1" w:lastColumn="0" w:lastRow="0" w:noHBand="0" w:noVBand="1" w:val="04A0"/>
-      </w:tblPr>
-      <w:tblGrid>
-        <w:gridCol w:w="3213"/>
-        <w:gridCol w:w="3213"/>
-        <w:gridCol w:w="3213"/>
-      </w:tblGrid>
-      <w:tr>
-        <w:trPr>
-          <w:cantSplit/>
-          <w:tblHeader w:val="true"/>
-        </w:trPr>
-        <w:tc>
-          <w:tcPr>
-            <w:tcW w:type="dxa" w:w="3213"/>
-            <w:vAlign w:val="center"/>
-            <w:shd w:fill="C2410C"/>
-            <w:tcBorders>
-              <w:top w:val="single" w:sz="4" w:color="D1D5DB"/>
-              <w:left w:val="single" w:sz="4" w:color="D1D5DB"/>
-              <w:bottom w:val="single" w:sz="4" w:color="D1D5DB"/>
-              <w:right w:val="single" w:sz="4" w:color="D1D5DB"/>
-            </w:tcBorders>
-          </w:tcPr>
-          <w:p>
-            <w:pPr>
-              <w:spacing w:after="0"/>
-            </w:pPr>
-            <w:r>
-              <w:rPr>
-                <w:rFonts w:ascii="Aptos" w:hAnsi="Aptos" w:eastAsia="Aptos"/>
-                <w:b/>
-                <w:color w:val="FFFFFF"/>
-                <w:sz w:val="16"/>
-              </w:rPr>
-              <w:t>Tür</w:t>
-            </w:r>
-          </w:p>
-        </w:tc>
-        <w:tc>
-          <w:tcPr>
-            <w:tcW w:type="dxa" w:w="3213"/>
-            <w:vAlign w:val="center"/>
-            <w:shd w:fill="C2410C"/>
-            <w:tcBorders>
-              <w:top w:val="single" w:sz="4" w:color="D1D5DB"/>
-              <w:left w:val="single" w:sz="4" w:color="D1D5DB"/>
-              <w:bottom w:val="single" w:sz="4" w:color="D1D5DB"/>
-              <w:right w:val="single" w:sz="4" w:color="D1D5DB"/>
-            </w:tcBorders>
-          </w:tcPr>
-          <w:p>
-            <w:pPr>
-              <w:spacing w:after="0"/>
-            </w:pPr>
-            <w:r>
-              <w:rPr>
-                <w:rFonts w:ascii="Aptos" w:hAnsi="Aptos" w:eastAsia="Aptos"/>
-                <w:b/>
-                <w:color w:val="FFFFFF"/>
-                <w:sz w:val="16"/>
-              </w:rPr>
-              <w:t>Öğrenci düzeyinde odak</w:t>
-            </w:r>
-          </w:p>
-        </w:tc>
-        <w:tc>
-          <w:tcPr>
-            <w:tcW w:type="dxa" w:w="3213"/>
-            <w:vAlign w:val="center"/>
-            <w:shd w:fill="C2410C"/>
-            <w:tcBorders>
-              <w:top w:val="single" w:sz="4" w:color="D1D5DB"/>
-              <w:left w:val="single" w:sz="4" w:color="D1D5DB"/>
-              <w:bottom w:val="single" w:sz="4" w:color="D1D5DB"/>
-              <w:right w:val="single" w:sz="4" w:color="D1D5DB"/>
-            </w:tcBorders>
-          </w:tcPr>
-          <w:p>
-            <w:pPr>
-              <w:spacing w:after="0"/>
-            </w:pPr>
-            <w:r>
-              <w:rPr>
-                <w:rFonts w:ascii="Aptos" w:hAnsi="Aptos" w:eastAsia="Aptos"/>
-                <w:b/>
-                <w:color w:val="FFFFFF"/>
-                <w:sz w:val="16"/>
-              </w:rPr>
-              <w:t>Sınıfta kullanılabilecek örnek soru</w:t>
-            </w:r>
-          </w:p>
-        </w:tc>
-      </w:tr>
-      <w:tr>
-        <w:trPr>
-          <w:cantSplit/>
-        </w:trPr>
-        <w:tc>
-          <w:tcPr>
-            <w:tcW w:type="dxa" w:w="3213"/>
-            <w:vAlign w:val="center"/>
-            <w:shd w:fill="FFFFFF"/>
-            <w:tcBorders>
-              <w:top w:val="single" w:sz="4" w:color="D1D5DB"/>
-              <w:left w:val="single" w:sz="4" w:color="D1D5DB"/>
-              <w:bottom w:val="single" w:sz="4" w:color="D1D5DB"/>
-              <w:right w:val="single" w:sz="4" w:color="D1D5DB"/>
-            </w:tcBorders>
-          </w:tcPr>
-          <w:p>
-            <w:pPr>
-              <w:spacing w:after="0"/>
-            </w:pPr>
-            <w:r>
-              <w:rPr>
-                <w:rFonts w:ascii="Aptos" w:hAnsi="Aptos" w:eastAsia="Aptos"/>
-                <w:b w:val="0"/>
-                <w:color w:val="1F2937"/>
-                <w:sz w:val="16"/>
-              </w:rPr>
-              <w:t>**Patent / faydalı model**</w:t>
-            </w:r>
-          </w:p>
-        </w:tc>
-        <w:tc>
-          <w:tcPr>
-            <w:tcW w:type="dxa" w:w="3213"/>
-            <w:vAlign w:val="center"/>
-            <w:shd w:fill="FFFFFF"/>
-            <w:tcBorders>
-              <w:top w:val="single" w:sz="4" w:color="D1D5DB"/>
-              <w:left w:val="single" w:sz="4" w:color="D1D5DB"/>
-              <w:bottom w:val="single" w:sz="4" w:color="D1D5DB"/>
-              <w:right w:val="single" w:sz="4" w:color="D1D5DB"/>
-            </w:tcBorders>
-          </w:tcPr>
-          <w:p>
-            <w:pPr>
-              <w:spacing w:after="0"/>
-            </w:pPr>
-            <w:r>
-              <w:rPr>
-                <w:rFonts w:ascii="Aptos" w:hAnsi="Aptos" w:eastAsia="Aptos"/>
-                <w:b w:val="0"/>
-                <w:color w:val="1F2937"/>
-                <w:sz w:val="16"/>
-              </w:rPr>
-              <w:t>Teknik bir çözüm veya ürünün çalışma biçimiyle ilişkilendirilebilir.</w:t>
-            </w:r>
-          </w:p>
-        </w:tc>
-        <w:tc>
-          <w:tcPr>
-            <w:tcW w:type="dxa" w:w="3213"/>
-            <w:vAlign w:val="center"/>
-            <w:shd w:fill="FFFFFF"/>
-            <w:tcBorders>
-              <w:top w:val="single" w:sz="4" w:color="D1D5DB"/>
-              <w:left w:val="single" w:sz="4" w:color="D1D5DB"/>
-              <w:bottom w:val="single" w:sz="4" w:color="D1D5DB"/>
-              <w:right w:val="single" w:sz="4" w:color="D1D5DB"/>
-            </w:tcBorders>
-          </w:tcPr>
-          <w:p>
-            <w:pPr>
-              <w:spacing w:after="0"/>
-            </w:pPr>
-            <w:r>
-              <w:rPr>
-                <w:rFonts w:ascii="Aptos" w:hAnsi="Aptos" w:eastAsia="Aptos"/>
-                <w:b w:val="0"/>
-                <w:color w:val="1F2937"/>
-                <w:sz w:val="16"/>
-              </w:rPr>
-              <w:t>“Fikrinin teknik olarak nasıl çalıştığını hangi çizim ve açıklamalar gösterir?”</w:t>
-            </w:r>
-          </w:p>
-        </w:tc>
-      </w:tr>
-      <w:tr>
-        <w:trPr>
-          <w:cantSplit/>
-        </w:trPr>
-        <w:tc>
-          <w:tcPr>
-            <w:tcW w:type="dxa" w:w="3213"/>
-            <w:vAlign w:val="center"/>
-            <w:shd w:fill="FFF8F3"/>
-            <w:tcBorders>
-              <w:top w:val="single" w:sz="4" w:color="D1D5DB"/>
-              <w:left w:val="single" w:sz="4" w:color="D1D5DB"/>
-              <w:bottom w:val="single" w:sz="4" w:color="D1D5DB"/>
-              <w:right w:val="single" w:sz="4" w:color="D1D5DB"/>
-            </w:tcBorders>
-          </w:tcPr>
-          <w:p>
-            <w:pPr>
-              <w:spacing w:after="0"/>
-            </w:pPr>
-            <w:r>
-              <w:rPr>
-                <w:rFonts w:ascii="Aptos" w:hAnsi="Aptos" w:eastAsia="Aptos"/>
-                <w:b w:val="0"/>
-                <w:color w:val="1F2937"/>
-                <w:sz w:val="16"/>
-              </w:rPr>
-              <w:t>**Marka**</w:t>
-            </w:r>
-          </w:p>
-        </w:tc>
-        <w:tc>
-          <w:tcPr>
-            <w:tcW w:type="dxa" w:w="3213"/>
-            <w:vAlign w:val="center"/>
-            <w:shd w:fill="FFF8F3"/>
-            <w:tcBorders>
-              <w:top w:val="single" w:sz="4" w:color="D1D5DB"/>
-              <w:left w:val="single" w:sz="4" w:color="D1D5DB"/>
-              <w:bottom w:val="single" w:sz="4" w:color="D1D5DB"/>
-              <w:right w:val="single" w:sz="4" w:color="D1D5DB"/>
-            </w:tcBorders>
-          </w:tcPr>
-          <w:p>
-            <w:pPr>
-              <w:spacing w:after="0"/>
-            </w:pPr>
-            <w:r>
-              <w:rPr>
-                <w:rFonts w:ascii="Aptos" w:hAnsi="Aptos" w:eastAsia="Aptos"/>
-                <w:b w:val="0"/>
-                <w:color w:val="1F2937"/>
-                <w:sz w:val="16"/>
-              </w:rPr>
-              <w:t>Bir ürün ya da hizmetin kaynağını ayırt etmeye yarayan ad, işaret veya benzeri ayırt edici unsurlarla ilişkilidir.</w:t>
-            </w:r>
-          </w:p>
-        </w:tc>
-        <w:tc>
-          <w:tcPr>
-            <w:tcW w:type="dxa" w:w="3213"/>
-            <w:vAlign w:val="center"/>
-            <w:shd w:fill="FFF8F3"/>
-            <w:tcBorders>
-              <w:top w:val="single" w:sz="4" w:color="D1D5DB"/>
-              <w:left w:val="single" w:sz="4" w:color="D1D5DB"/>
-              <w:bottom w:val="single" w:sz="4" w:color="D1D5DB"/>
-              <w:right w:val="single" w:sz="4" w:color="D1D5DB"/>
-            </w:tcBorders>
-          </w:tcPr>
-          <w:p>
-            <w:pPr>
-              <w:spacing w:after="0"/>
-            </w:pPr>
-            <w:r>
-              <w:rPr>
-                <w:rFonts w:ascii="Aptos" w:hAnsi="Aptos" w:eastAsia="Aptos"/>
-                <w:b w:val="0"/>
-                <w:color w:val="1F2937"/>
-                <w:sz w:val="16"/>
-              </w:rPr>
-              <w:t>“Ürün adı başka ürünlerle karışmayacak şekilde nasıl ayırt edilebilir?”</w:t>
-            </w:r>
-          </w:p>
-        </w:tc>
-      </w:tr>
-      <w:tr>
-        <w:trPr>
-          <w:cantSplit/>
-        </w:trPr>
-        <w:tc>
-          <w:tcPr>
-            <w:tcW w:type="dxa" w:w="3213"/>
-            <w:vAlign w:val="center"/>
-            <w:shd w:fill="FFFFFF"/>
-            <w:tcBorders>
-              <w:top w:val="single" w:sz="4" w:color="D1D5DB"/>
-              <w:left w:val="single" w:sz="4" w:color="D1D5DB"/>
-              <w:bottom w:val="single" w:sz="4" w:color="D1D5DB"/>
-              <w:right w:val="single" w:sz="4" w:color="D1D5DB"/>
-            </w:tcBorders>
-          </w:tcPr>
-          <w:p>
-            <w:pPr>
-              <w:spacing w:after="0"/>
-            </w:pPr>
-            <w:r>
-              <w:rPr>
-                <w:rFonts w:ascii="Aptos" w:hAnsi="Aptos" w:eastAsia="Aptos"/>
-                <w:b w:val="0"/>
-                <w:color w:val="1F2937"/>
-                <w:sz w:val="16"/>
-              </w:rPr>
-              <w:t>**Tasarım tescili**</w:t>
-            </w:r>
-          </w:p>
-        </w:tc>
-        <w:tc>
-          <w:tcPr>
-            <w:tcW w:type="dxa" w:w="3213"/>
-            <w:vAlign w:val="center"/>
-            <w:shd w:fill="FFFFFF"/>
-            <w:tcBorders>
-              <w:top w:val="single" w:sz="4" w:color="D1D5DB"/>
-              <w:left w:val="single" w:sz="4" w:color="D1D5DB"/>
-              <w:bottom w:val="single" w:sz="4" w:color="D1D5DB"/>
-              <w:right w:val="single" w:sz="4" w:color="D1D5DB"/>
-            </w:tcBorders>
-          </w:tcPr>
-          <w:p>
-            <w:pPr>
-              <w:spacing w:after="0"/>
-            </w:pPr>
-            <w:r>
-              <w:rPr>
-                <w:rFonts w:ascii="Aptos" w:hAnsi="Aptos" w:eastAsia="Aptos"/>
-                <w:b w:val="0"/>
-                <w:color w:val="1F2937"/>
-                <w:sz w:val="16"/>
-              </w:rPr>
-              <w:t>Bir ürünün görünümü; çizgi, biçim, renk, doku veya süslemesiyle ilişkilidir.</w:t>
-            </w:r>
-          </w:p>
-        </w:tc>
-        <w:tc>
-          <w:tcPr>
-            <w:tcW w:type="dxa" w:w="3213"/>
-            <w:vAlign w:val="center"/>
-            <w:shd w:fill="FFFFFF"/>
-            <w:tcBorders>
-              <w:top w:val="single" w:sz="4" w:color="D1D5DB"/>
-              <w:left w:val="single" w:sz="4" w:color="D1D5DB"/>
-              <w:bottom w:val="single" w:sz="4" w:color="D1D5DB"/>
-              <w:right w:val="single" w:sz="4" w:color="D1D5DB"/>
-            </w:tcBorders>
-          </w:tcPr>
-          <w:p>
-            <w:pPr>
-              <w:spacing w:after="0"/>
-            </w:pPr>
-            <w:r>
-              <w:rPr>
-                <w:rFonts w:ascii="Aptos" w:hAnsi="Aptos" w:eastAsia="Aptos"/>
-                <w:b w:val="0"/>
-                <w:color w:val="1F2937"/>
-                <w:sz w:val="16"/>
-              </w:rPr>
-              <w:t>“Bu ürünün görünüşündeki hangi özellikleri anlatıyorsun?”</w:t>
-            </w:r>
-          </w:p>
-        </w:tc>
-      </w:tr>
-      <w:tr>
-        <w:trPr>
-          <w:cantSplit/>
-        </w:trPr>
-        <w:tc>
-          <w:tcPr>
-            <w:tcW w:type="dxa" w:w="3213"/>
-            <w:vAlign w:val="center"/>
-            <w:shd w:fill="FFF8F3"/>
-            <w:tcBorders>
-              <w:top w:val="single" w:sz="4" w:color="D1D5DB"/>
-              <w:left w:val="single" w:sz="4" w:color="D1D5DB"/>
-              <w:bottom w:val="single" w:sz="4" w:color="D1D5DB"/>
-              <w:right w:val="single" w:sz="4" w:color="D1D5DB"/>
-            </w:tcBorders>
-          </w:tcPr>
-          <w:p>
-            <w:pPr>
-              <w:spacing w:after="0"/>
-            </w:pPr>
-            <w:r>
-              <w:rPr>
-                <w:rFonts w:ascii="Aptos" w:hAnsi="Aptos" w:eastAsia="Aptos"/>
-                <w:b w:val="0"/>
-                <w:color w:val="1F2937"/>
-                <w:sz w:val="16"/>
-              </w:rPr>
-              <w:t>**Telif hakkı**</w:t>
-            </w:r>
-          </w:p>
-        </w:tc>
-        <w:tc>
-          <w:tcPr>
-            <w:tcW w:type="dxa" w:w="3213"/>
-            <w:vAlign w:val="center"/>
-            <w:shd w:fill="FFF8F3"/>
-            <w:tcBorders>
-              <w:top w:val="single" w:sz="4" w:color="D1D5DB"/>
-              <w:left w:val="single" w:sz="4" w:color="D1D5DB"/>
-              <w:bottom w:val="single" w:sz="4" w:color="D1D5DB"/>
-              <w:right w:val="single" w:sz="4" w:color="D1D5DB"/>
-            </w:tcBorders>
-          </w:tcPr>
-          <w:p>
-            <w:pPr>
-              <w:spacing w:after="0"/>
-            </w:pPr>
-            <w:r>
-              <w:rPr>
-                <w:rFonts w:ascii="Aptos" w:hAnsi="Aptos" w:eastAsia="Aptos"/>
-                <w:b w:val="0"/>
-                <w:color w:val="1F2937"/>
-                <w:sz w:val="16"/>
-              </w:rPr>
-              <w:t>Özgün yazı, görsel, müzik, video veya sunum gibi eserlerde emeğe saygı ve izin/kaynak gösterme bağlamında ele alınır.</w:t>
-            </w:r>
-          </w:p>
-        </w:tc>
-        <w:tc>
-          <w:tcPr>
-            <w:tcW w:type="dxa" w:w="3213"/>
-            <w:vAlign w:val="center"/>
-            <w:shd w:fill="FFF8F3"/>
-            <w:tcBorders>
-              <w:top w:val="single" w:sz="4" w:color="D1D5DB"/>
-              <w:left w:val="single" w:sz="4" w:color="D1D5DB"/>
-              <w:bottom w:val="single" w:sz="4" w:color="D1D5DB"/>
-              <w:right w:val="single" w:sz="4" w:color="D1D5DB"/>
-            </w:tcBorders>
-          </w:tcPr>
-          <w:p>
-            <w:pPr>
-              <w:spacing w:after="0"/>
-            </w:pPr>
-            <w:r>
-              <w:rPr>
-                <w:rFonts w:ascii="Aptos" w:hAnsi="Aptos" w:eastAsia="Aptos"/>
-                <w:b w:val="0"/>
-                <w:color w:val="1F2937"/>
-                <w:sz w:val="16"/>
-              </w:rPr>
-              <w:t>“Bu görseli kullanmak için sahibinden izin mi gerekir; kaynak bilgisini nasıl yazarsın?”</w:t>
-            </w:r>
-          </w:p>
-        </w:tc>
-      </w:tr>
-    </w:tbl>
-    <w:p/>
-    <w:p>
-      <w:r>
-        <w:rPr>
-          <w:rFonts w:ascii="Aptos" w:hAnsi="Aptos" w:eastAsia="Aptos"/>
-          <w:b w:val="0"/>
-          <w:color w:val="1F2937"/>
-          <w:sz w:val="20"/>
-        </w:rPr>
-        <w:t>Etik tartışmada üç ortak ilke kullanılabilir: **emeğe saygı**, **doğru kaynak gösterme** ve **taklit yerine geliştirme**. Bir öğrencinin başka fikri incelemesi yasak değildir; bu incelemenin nasıl yapıldığını, hangi kaynağa dayandığını ve kendi çözümünün farkını açıkça yazması beklenir.</w:t>
-      </w:r>
-    </w:p>
-    <w:p>
-      <w:pPr>
-        <w:keepNext/>
-      </w:pPr>
-      <w:r>
-        <w:rPr>
-          <w:rFonts w:ascii="Aptos" w:hAnsi="Aptos" w:eastAsia="Aptos"/>
-          <w:b/>
-          <w:color w:val="EA580C"/>
-          <w:sz w:val="24"/>
-        </w:rPr>
-        <w:t>4. Derse girmeden önce hazırlık listesi</w:t>
-      </w:r>
-    </w:p>
-    <w:p>
-      <w:pPr>
-        <w:keepNext/>
-      </w:pPr>
-      <w:r>
-        <w:rPr>
-          <w:rFonts w:ascii="Aptos" w:hAnsi="Aptos" w:eastAsia="Aptos"/>
-          <w:b/>
-          <w:color w:val="EA580C"/>
-          <w:sz w:val="24"/>
-        </w:rPr>
-        <w:t>4.1. Öğretmenin yapacağı hazırlık</w:t>
-      </w:r>
-    </w:p>
-    <w:p>
-      <w:pPr>
-        <w:pStyle w:val="ListBullet"/>
-      </w:pPr>
-      <w:r>
-        <w:rPr>
-          <w:rFonts w:ascii="Aptos" w:hAnsi="Aptos" w:eastAsia="Aptos"/>
-          <w:b w:val="0"/>
-          <w:color w:val="1F2937"/>
-          <w:sz w:val="20"/>
-        </w:rPr>
-        <w:t>Canlı MEB ünite sayfasını yeniden açın; 8 ders saati, üç öğrenme çıktısı ve süreç bileşenlerini kontrol edin.</w:t>
-      </w:r>
-    </w:p>
-    <w:p>
-      <w:pPr>
-        <w:pStyle w:val="ListBullet"/>
-      </w:pPr>
-      <w:r>
-        <w:rPr>
-          <w:rFonts w:ascii="Aptos" w:hAnsi="Aptos" w:eastAsia="Aptos"/>
-          <w:b w:val="0"/>
-          <w:color w:val="1F2937"/>
-          <w:sz w:val="20"/>
-        </w:rPr>
-        <w:t>Akıllı tahtada kullanmak üzere aynı işlevi farklı biçimde karşılayan üç nesne ya da görsel seçin. Örneğin gaz lambası, klasik ampul ve LED ampul. Görsellerin kullanım iznini/kaynağını not edin.</w:t>
-      </w:r>
-    </w:p>
-    <w:p>
-      <w:pPr>
-        <w:pStyle w:val="ListBullet"/>
-      </w:pPr>
-      <w:r>
-        <w:rPr>
-          <w:rFonts w:ascii="Aptos" w:hAnsi="Aptos" w:eastAsia="Aptos"/>
-          <w:b w:val="0"/>
-          <w:color w:val="1F2937"/>
-          <w:sz w:val="20"/>
-        </w:rPr>
-        <w:t>Öğrencilerin araştırabileceği, yaş düzeyine uygun ve resmî bir başlangıç kaynak listesi hazırlayın. TÜRKPATENT ilk kaynak olmalıdır; gerektiğinde WIPO gibi uluslararası kurumlar yalnızca öğretmen yönlendirmesiyle kullanılabilir.</w:t>
-      </w:r>
-    </w:p>
-    <w:p>
-      <w:pPr>
-        <w:pStyle w:val="ListBullet"/>
-      </w:pPr>
-      <w:r>
-        <w:rPr>
-          <w:rFonts w:ascii="Aptos" w:hAnsi="Aptos" w:eastAsia="Aptos"/>
-          <w:b w:val="0"/>
-          <w:color w:val="1F2937"/>
-          <w:sz w:val="20"/>
-        </w:rPr>
-        <w:t>Ön değerlendirme, çalışma kâğıdı, rubrik ve sunum kaynaklarının henüz taslak olduğunu öğrencilere açık etmeyin; bu belgeler sonraki üretim adımlarında kesinleşecektir.</w:t>
-      </w:r>
-    </w:p>
-    <w:p>
-      <w:pPr>
-        <w:pStyle w:val="ListBullet"/>
-      </w:pPr>
-      <w:r>
-        <w:rPr>
-          <w:rFonts w:ascii="Aptos" w:hAnsi="Aptos" w:eastAsia="Aptos"/>
-          <w:b w:val="0"/>
-          <w:color w:val="1F2937"/>
-          <w:sz w:val="20"/>
-        </w:rPr>
-        <w:t>Her öğrenci için süreç dosyası klasörü veya dijital klasör düzeni belirleyin: `ihtiyaç gözlemi`, `araştırma notu`, `fikir seçenekleri`, `eskiz`, `koruma araştırması`, `öz değerlendirme`.</w:t>
-      </w:r>
-    </w:p>
-    <w:p>
-      <w:pPr>
-        <w:keepNext/>
-      </w:pPr>
-      <w:r>
-        <w:rPr>
-          <w:rFonts w:ascii="Aptos" w:hAnsi="Aptos" w:eastAsia="Aptos"/>
-          <w:b/>
-          <w:color w:val="EA580C"/>
-          <w:sz w:val="24"/>
-        </w:rPr>
-        <w:t>4.2. Sınıf ve atölye düzeni</w:t>
-      </w:r>
-    </w:p>
-    <w:p>
-      <w:r>
-        <w:rPr>
-          <w:rFonts w:ascii="Aptos" w:hAnsi="Aptos" w:eastAsia="Aptos"/>
-          <w:b w:val="0"/>
-          <w:color w:val="1F2937"/>
-          <w:sz w:val="20"/>
-        </w:rPr>
-        <w:t>Sınıf mevcudu yaklaşık 20 öğrenci kabul edilir. Haftalık iki ders saati, arada 10 dakika ara ile peş peşe işlenir; bu nedenle birinci dersin kapanışında ev ödevi verilmez, ikinci derse geçiş için sınıf içi kısa hazırlık yapılır. Bir grup sınıfta, bir grup atölyede çalışır; ikinci saatte rotasyon yapılır. Bireysel ürün fikri korunurken araştırma ve dönüt aşamalarında 2–3 kişilik gruplar kullanılabilir.</w:t>
-      </w:r>
-    </w:p>
-    <w:tbl>
-      <w:tblPr>
-        <w:tblW w:type="auto" w:w="0"/>
-        <w:tblLook w:firstColumn="1" w:firstRow="1" w:lastColumn="0" w:lastRow="0" w:noHBand="0" w:noVBand="1" w:val="04A0"/>
-      </w:tblPr>
-      <w:tblGrid>
-        <w:gridCol w:w="3213"/>
-        <w:gridCol w:w="3213"/>
-        <w:gridCol w:w="3213"/>
-      </w:tblGrid>
-      <w:tr>
-        <w:trPr>
-          <w:cantSplit/>
-          <w:tblHeader w:val="true"/>
-        </w:trPr>
-        <w:tc>
-          <w:tcPr>
-            <w:tcW w:type="dxa" w:w="3213"/>
-            <w:vAlign w:val="center"/>
-            <w:shd w:fill="C2410C"/>
-            <w:tcBorders>
-              <w:top w:val="single" w:sz="4" w:color="D1D5DB"/>
-              <w:left w:val="single" w:sz="4" w:color="D1D5DB"/>
-              <w:bottom w:val="single" w:sz="4" w:color="D1D5DB"/>
-              <w:right w:val="single" w:sz="4" w:color="D1D5DB"/>
-            </w:tcBorders>
-          </w:tcPr>
-          <w:p>
-            <w:pPr>
-              <w:spacing w:after="0"/>
-            </w:pPr>
-            <w:r>
-              <w:rPr>
-                <w:rFonts w:ascii="Aptos" w:hAnsi="Aptos" w:eastAsia="Aptos"/>
-                <w:b/>
-                <w:color w:val="FFFFFF"/>
-                <w:sz w:val="16"/>
-              </w:rPr>
-              <w:t>Alan</w:t>
-            </w:r>
-          </w:p>
-        </w:tc>
-        <w:tc>
-          <w:tcPr>
-            <w:tcW w:type="dxa" w:w="3213"/>
-            <w:vAlign w:val="center"/>
-            <w:shd w:fill="C2410C"/>
-            <w:tcBorders>
-              <w:top w:val="single" w:sz="4" w:color="D1D5DB"/>
-              <w:left w:val="single" w:sz="4" w:color="D1D5DB"/>
-              <w:bottom w:val="single" w:sz="4" w:color="D1D5DB"/>
-              <w:right w:val="single" w:sz="4" w:color="D1D5DB"/>
-            </w:tcBorders>
-          </w:tcPr>
-          <w:p>
-            <w:pPr>
-              <w:spacing w:after="0"/>
-            </w:pPr>
-            <w:r>
-              <w:rPr>
-                <w:rFonts w:ascii="Aptos" w:hAnsi="Aptos" w:eastAsia="Aptos"/>
-                <w:b/>
-                <w:color w:val="FFFFFF"/>
-                <w:sz w:val="16"/>
-              </w:rPr>
-              <w:t>Uygun kullanım</w:t>
-            </w:r>
-          </w:p>
-        </w:tc>
-        <w:tc>
-          <w:tcPr>
-            <w:tcW w:type="dxa" w:w="3213"/>
-            <w:vAlign w:val="center"/>
-            <w:shd w:fill="C2410C"/>
-            <w:tcBorders>
-              <w:top w:val="single" w:sz="4" w:color="D1D5DB"/>
-              <w:left w:val="single" w:sz="4" w:color="D1D5DB"/>
-              <w:bottom w:val="single" w:sz="4" w:color="D1D5DB"/>
-              <w:right w:val="single" w:sz="4" w:color="D1D5DB"/>
-            </w:tcBorders>
-          </w:tcPr>
-          <w:p>
-            <w:pPr>
-              <w:spacing w:after="0"/>
-            </w:pPr>
-            <w:r>
-              <w:rPr>
-                <w:rFonts w:ascii="Aptos" w:hAnsi="Aptos" w:eastAsia="Aptos"/>
-                <w:b/>
-                <w:color w:val="FFFFFF"/>
-                <w:sz w:val="16"/>
-              </w:rPr>
-              <w:t>Öğretmen odağı</w:t>
-            </w:r>
-          </w:p>
-        </w:tc>
-      </w:tr>
-      <w:tr>
-        <w:trPr>
-          <w:cantSplit/>
-        </w:trPr>
-        <w:tc>
-          <w:tcPr>
-            <w:tcW w:type="dxa" w:w="3213"/>
-            <w:vAlign w:val="center"/>
-            <w:shd w:fill="FFFFFF"/>
-            <w:tcBorders>
-              <w:top w:val="single" w:sz="4" w:color="D1D5DB"/>
-              <w:left w:val="single" w:sz="4" w:color="D1D5DB"/>
-              <w:bottom w:val="single" w:sz="4" w:color="D1D5DB"/>
-              <w:right w:val="single" w:sz="4" w:color="D1D5DB"/>
-            </w:tcBorders>
-          </w:tcPr>
-          <w:p>
-            <w:pPr>
-              <w:spacing w:after="0"/>
-            </w:pPr>
-            <w:r>
-              <w:rPr>
-                <w:rFonts w:ascii="Aptos" w:hAnsi="Aptos" w:eastAsia="Aptos"/>
-                <w:b w:val="0"/>
-                <w:color w:val="1F2937"/>
-                <w:sz w:val="16"/>
-              </w:rPr>
-              <w:t>**Sınıf**</w:t>
-            </w:r>
-          </w:p>
-        </w:tc>
-        <w:tc>
-          <w:tcPr>
-            <w:tcW w:type="dxa" w:w="3213"/>
-            <w:vAlign w:val="center"/>
-            <w:shd w:fill="FFFFFF"/>
-            <w:tcBorders>
-              <w:top w:val="single" w:sz="4" w:color="D1D5DB"/>
-              <w:left w:val="single" w:sz="4" w:color="D1D5DB"/>
-              <w:bottom w:val="single" w:sz="4" w:color="D1D5DB"/>
-              <w:right w:val="single" w:sz="4" w:color="D1D5DB"/>
-            </w:tcBorders>
-          </w:tcPr>
-          <w:p>
-            <w:pPr>
-              <w:spacing w:after="0"/>
-            </w:pPr>
-            <w:r>
-              <w:rPr>
-                <w:rFonts w:ascii="Aptos" w:hAnsi="Aptos" w:eastAsia="Aptos"/>
-                <w:b w:val="0"/>
-                <w:color w:val="1F2937"/>
-                <w:sz w:val="16"/>
-              </w:rPr>
-              <w:t>Kavram sorgulama, kısa anlatım, kaynak doğrulama, etik tartışma, akran dönütü</w:t>
-            </w:r>
-          </w:p>
-        </w:tc>
-        <w:tc>
-          <w:tcPr>
-            <w:tcW w:type="dxa" w:w="3213"/>
-            <w:vAlign w:val="center"/>
-            <w:shd w:fill="FFFFFF"/>
-            <w:tcBorders>
-              <w:top w:val="single" w:sz="4" w:color="D1D5DB"/>
-              <w:left w:val="single" w:sz="4" w:color="D1D5DB"/>
-              <w:bottom w:val="single" w:sz="4" w:color="D1D5DB"/>
-              <w:right w:val="single" w:sz="4" w:color="D1D5DB"/>
-            </w:tcBorders>
-          </w:tcPr>
-          <w:p>
-            <w:pPr>
-              <w:spacing w:after="0"/>
-            </w:pPr>
-            <w:r>
-              <w:rPr>
-                <w:rFonts w:ascii="Aptos" w:hAnsi="Aptos" w:eastAsia="Aptos"/>
-                <w:b w:val="0"/>
-                <w:color w:val="1F2937"/>
-                <w:sz w:val="16"/>
-              </w:rPr>
-              <w:t>Açık uçlu sorular ve kanıt isteme</w:t>
-            </w:r>
-          </w:p>
-        </w:tc>
-      </w:tr>
-      <w:tr>
-        <w:trPr>
-          <w:cantSplit/>
-        </w:trPr>
-        <w:tc>
-          <w:tcPr>
-            <w:tcW w:type="dxa" w:w="3213"/>
-            <w:vAlign w:val="center"/>
-            <w:shd w:fill="FFF8F3"/>
-            <w:tcBorders>
-              <w:top w:val="single" w:sz="4" w:color="D1D5DB"/>
-              <w:left w:val="single" w:sz="4" w:color="D1D5DB"/>
-              <w:bottom w:val="single" w:sz="4" w:color="D1D5DB"/>
-              <w:right w:val="single" w:sz="4" w:color="D1D5DB"/>
-            </w:tcBorders>
-          </w:tcPr>
-          <w:p>
-            <w:pPr>
-              <w:spacing w:after="0"/>
-            </w:pPr>
-            <w:r>
-              <w:rPr>
-                <w:rFonts w:ascii="Aptos" w:hAnsi="Aptos" w:eastAsia="Aptos"/>
-                <w:b w:val="0"/>
-                <w:color w:val="1F2937"/>
-                <w:sz w:val="16"/>
-              </w:rPr>
-              <w:t>**Atölye**</w:t>
-            </w:r>
-          </w:p>
-        </w:tc>
-        <w:tc>
-          <w:tcPr>
-            <w:tcW w:type="dxa" w:w="3213"/>
-            <w:vAlign w:val="center"/>
-            <w:shd w:fill="FFF8F3"/>
-            <w:tcBorders>
-              <w:top w:val="single" w:sz="4" w:color="D1D5DB"/>
-              <w:left w:val="single" w:sz="4" w:color="D1D5DB"/>
-              <w:bottom w:val="single" w:sz="4" w:color="D1D5DB"/>
-              <w:right w:val="single" w:sz="4" w:color="D1D5DB"/>
-            </w:tcBorders>
-          </w:tcPr>
-          <w:p>
-            <w:pPr>
-              <w:spacing w:after="0"/>
-            </w:pPr>
-            <w:r>
-              <w:rPr>
-                <w:rFonts w:ascii="Aptos" w:hAnsi="Aptos" w:eastAsia="Aptos"/>
-                <w:b w:val="0"/>
-                <w:color w:val="1F2937"/>
-                <w:sz w:val="16"/>
-              </w:rPr>
-              <w:t>İhtiyaç gözlemi, fikir kartları, eskiz, basit maket/prototip denemesi</w:t>
-            </w:r>
-          </w:p>
-        </w:tc>
-        <w:tc>
-          <w:tcPr>
-            <w:tcW w:type="dxa" w:w="3213"/>
-            <w:vAlign w:val="center"/>
-            <w:shd w:fill="FFF8F3"/>
-            <w:tcBorders>
-              <w:top w:val="single" w:sz="4" w:color="D1D5DB"/>
-              <w:left w:val="single" w:sz="4" w:color="D1D5DB"/>
-              <w:bottom w:val="single" w:sz="4" w:color="D1D5DB"/>
-              <w:right w:val="single" w:sz="4" w:color="D1D5DB"/>
-            </w:tcBorders>
-          </w:tcPr>
-          <w:p>
-            <w:pPr>
-              <w:spacing w:after="0"/>
-            </w:pPr>
-            <w:r>
-              <w:rPr>
-                <w:rFonts w:ascii="Aptos" w:hAnsi="Aptos" w:eastAsia="Aptos"/>
-                <w:b w:val="0"/>
-                <w:color w:val="1F2937"/>
-                <w:sz w:val="16"/>
-              </w:rPr>
-              <w:t>Güvenlik, malzeme tasarrufu, taslağın işleyişini görünür kılma</w:t>
-            </w:r>
-          </w:p>
-        </w:tc>
-      </w:tr>
-    </w:tbl>
-    <w:p/>
-    <w:p>
-      <w:r>
-        <w:rPr>
-          <w:rFonts w:ascii="Aptos" w:hAnsi="Aptos" w:eastAsia="Aptos"/>
-          <w:b w:val="0"/>
-          <w:color w:val="1F2937"/>
-          <w:sz w:val="20"/>
-        </w:rPr>
-        <w:t>Her grupta roller dönüşümlü olmalıdır: kolaylaştırıcı, kayıt tutucu, kaynak doğrulayıcı ve sözcü. Taslak bireysel olsa bile akranların görevi fikri sahiplenmek değil, soruyla geliştirmektir.</w:t>
-      </w:r>
-    </w:p>
-    <w:p>
-      <w:pPr>
-        <w:keepNext/>
-      </w:pPr>
-      <w:r>
-        <w:rPr>
-          <w:rFonts w:ascii="Aptos" w:hAnsi="Aptos" w:eastAsia="Aptos"/>
-          <w:b/>
-          <w:color w:val="EA580C"/>
-          <w:sz w:val="24"/>
-        </w:rPr>
-        <w:t>4.3. Materyal kutusu</w:t>
-      </w:r>
-    </w:p>
-    <w:p>
-      <w:r>
-        <w:rPr>
-          <w:rFonts w:ascii="Aptos" w:hAnsi="Aptos" w:eastAsia="Aptos"/>
-          <w:b w:val="0"/>
-          <w:color w:val="1F2937"/>
-          <w:sz w:val="20"/>
-        </w:rPr>
-        <w:t xml:space="preserve">**Temel:** akıllı tahta, A4 kâğıt, eskiz kâğıdı, kurşun kalem, silgi, cetvel, renkli kalem, post-it, yapıştırıcı, geri dönüştürülebilir hafif malzemeler, zamanlayıcı.  </w:t>
-      </w:r>
-    </w:p>
-    <w:p>
-      <w:r>
-        <w:rPr>
-          <w:rFonts w:ascii="Aptos" w:hAnsi="Aptos" w:eastAsia="Aptos"/>
-          <w:b w:val="0"/>
-          <w:color w:val="1F2937"/>
-          <w:sz w:val="20"/>
-        </w:rPr>
-        <w:t xml:space="preserve">**Dijital:** güvenli arama için öğretmen seçimi bağlantı listesi, gerektiğinde okul cihazı/tablet, kaynak kayıt şablonu.  </w:t>
-      </w:r>
-    </w:p>
-    <w:p>
-      <w:r>
-        <w:rPr>
-          <w:rFonts w:ascii="Aptos" w:hAnsi="Aptos" w:eastAsia="Aptos"/>
-          <w:b w:val="0"/>
-          <w:color w:val="1F2937"/>
-          <w:sz w:val="20"/>
-        </w:rPr>
-        <w:t>**Güvenlik:** kesici araç ya da sıcak silikon gibi malzemeler kullanılacaksa öğretmen kontrolü, yaş düzeyine uygun yönerge ve alternatif malzeme hazırlayın.</w:t>
-      </w:r>
-    </w:p>
-    <w:p>
-      <w:pPr>
-        <w:keepNext/>
-      </w:pPr>
-      <w:r>
-        <w:rPr>
-          <w:rFonts w:ascii="Aptos" w:hAnsi="Aptos" w:eastAsia="Aptos"/>
-          <w:b/>
-          <w:color w:val="EA580C"/>
-          <w:sz w:val="24"/>
-        </w:rPr>
-        <w:t>5. Dört haftalık öğretim omurgası</w:t>
-      </w:r>
-    </w:p>
-    <w:p>
-      <w:r>
-        <w:rPr>
-          <w:rFonts w:ascii="Aptos" w:hAnsi="Aptos" w:eastAsia="Aptos"/>
-          <w:b w:val="0"/>
-          <w:color w:val="1F2937"/>
-          <w:sz w:val="20"/>
-        </w:rPr>
-        <w:t>Bu omurga, resmî uygulamalardaki sıralamayı koruyan hazırlık çerçevesidir; dakika dağılımları ders planında netleştirilecektir.</w:t>
-      </w:r>
-    </w:p>
-    <w:tbl>
-      <w:tblPr>
-        <w:tblW w:type="auto" w:w="0"/>
-        <w:tblLook w:firstColumn="1" w:firstRow="1" w:lastColumn="0" w:lastRow="0" w:noHBand="0" w:noVBand="1" w:val="04A0"/>
-      </w:tblPr>
-      <w:tblGrid>
-        <w:gridCol w:w="2409"/>
-        <w:gridCol w:w="2409"/>
-        <w:gridCol w:w="2409"/>
-        <w:gridCol w:w="2409"/>
-      </w:tblGrid>
-      <w:tr>
-        <w:trPr>
-          <w:cantSplit/>
-          <w:tblHeader w:val="true"/>
-        </w:trPr>
-        <w:tc>
-          <w:tcPr>
-            <w:tcW w:type="dxa" w:w="2409"/>
-            <w:vAlign w:val="center"/>
-            <w:shd w:fill="C2410C"/>
-            <w:tcBorders>
-              <w:top w:val="single" w:sz="4" w:color="D1D5DB"/>
-              <w:left w:val="single" w:sz="4" w:color="D1D5DB"/>
-              <w:bottom w:val="single" w:sz="4" w:color="D1D5DB"/>
-              <w:right w:val="single" w:sz="4" w:color="D1D5DB"/>
-            </w:tcBorders>
-          </w:tcPr>
-          <w:p>
-            <w:pPr>
-              <w:spacing w:after="0"/>
-            </w:pPr>
-            <w:r>
-              <w:rPr>
-                <w:rFonts w:ascii="Aptos" w:hAnsi="Aptos" w:eastAsia="Aptos"/>
-                <w:b/>
-                <w:color w:val="FFFFFF"/>
-                <w:sz w:val="16"/>
-              </w:rPr>
-              <w:t>Hafta</w:t>
-            </w:r>
-          </w:p>
-        </w:tc>
-        <w:tc>
-          <w:tcPr>
-            <w:tcW w:type="dxa" w:w="2409"/>
-            <w:vAlign w:val="center"/>
-            <w:shd w:fill="C2410C"/>
-            <w:tcBorders>
-              <w:top w:val="single" w:sz="4" w:color="D1D5DB"/>
-              <w:left w:val="single" w:sz="4" w:color="D1D5DB"/>
-              <w:bottom w:val="single" w:sz="4" w:color="D1D5DB"/>
-              <w:right w:val="single" w:sz="4" w:color="D1D5DB"/>
-            </w:tcBorders>
-          </w:tcPr>
-          <w:p>
-            <w:pPr>
-              <w:spacing w:after="0"/>
-            </w:pPr>
-            <w:r>
-              <w:rPr>
-                <w:rFonts w:ascii="Aptos" w:hAnsi="Aptos" w:eastAsia="Aptos"/>
-                <w:b/>
-                <w:color w:val="FFFFFF"/>
-                <w:sz w:val="16"/>
-              </w:rPr>
-              <w:t>Ders saatleri</w:t>
-            </w:r>
-          </w:p>
-        </w:tc>
-        <w:tc>
-          <w:tcPr>
-            <w:tcW w:type="dxa" w:w="2409"/>
-            <w:vAlign w:val="center"/>
-            <w:shd w:fill="C2410C"/>
-            <w:tcBorders>
-              <w:top w:val="single" w:sz="4" w:color="D1D5DB"/>
-              <w:left w:val="single" w:sz="4" w:color="D1D5DB"/>
-              <w:bottom w:val="single" w:sz="4" w:color="D1D5DB"/>
-              <w:right w:val="single" w:sz="4" w:color="D1D5DB"/>
-            </w:tcBorders>
-          </w:tcPr>
-          <w:p>
-            <w:pPr>
-              <w:spacing w:after="0"/>
-            </w:pPr>
-            <w:r>
-              <w:rPr>
-                <w:rFonts w:ascii="Aptos" w:hAnsi="Aptos" w:eastAsia="Aptos"/>
-                <w:b/>
-                <w:color w:val="FFFFFF"/>
-                <w:sz w:val="16"/>
-              </w:rPr>
-              <w:t>Öğretmenin ana görevi</w:t>
-            </w:r>
-          </w:p>
-        </w:tc>
-        <w:tc>
-          <w:tcPr>
-            <w:tcW w:type="dxa" w:w="2409"/>
-            <w:vAlign w:val="center"/>
-            <w:shd w:fill="C2410C"/>
-            <w:tcBorders>
-              <w:top w:val="single" w:sz="4" w:color="D1D5DB"/>
-              <w:left w:val="single" w:sz="4" w:color="D1D5DB"/>
-              <w:bottom w:val="single" w:sz="4" w:color="D1D5DB"/>
-              <w:right w:val="single" w:sz="4" w:color="D1D5DB"/>
-            </w:tcBorders>
-          </w:tcPr>
-          <w:p>
-            <w:pPr>
-              <w:spacing w:after="0"/>
-            </w:pPr>
-            <w:r>
-              <w:rPr>
-                <w:rFonts w:ascii="Aptos" w:hAnsi="Aptos" w:eastAsia="Aptos"/>
-                <w:b/>
-                <w:color w:val="FFFFFF"/>
-                <w:sz w:val="16"/>
-              </w:rPr>
-              <w:t>Öğrenci kanıtı</w:t>
-            </w:r>
-          </w:p>
-        </w:tc>
-      </w:tr>
-      <w:tr>
-        <w:trPr>
-          <w:cantSplit/>
-        </w:trPr>
-        <w:tc>
-          <w:tcPr>
-            <w:tcW w:type="dxa" w:w="2409"/>
-            <w:vAlign w:val="center"/>
-            <w:shd w:fill="FFFFFF"/>
-            <w:tcBorders>
-              <w:top w:val="single" w:sz="4" w:color="D1D5DB"/>
-              <w:left w:val="single" w:sz="4" w:color="D1D5DB"/>
-              <w:bottom w:val="single" w:sz="4" w:color="D1D5DB"/>
-              <w:right w:val="single" w:sz="4" w:color="D1D5DB"/>
-            </w:tcBorders>
-          </w:tcPr>
-          <w:p>
-            <w:pPr>
-              <w:spacing w:after="0"/>
-            </w:pPr>
-            <w:r>
-              <w:rPr>
-                <w:rFonts w:ascii="Aptos" w:hAnsi="Aptos" w:eastAsia="Aptos"/>
-                <w:b w:val="0"/>
-                <w:color w:val="1F2937"/>
-                <w:sz w:val="16"/>
-              </w:rPr>
-              <w:t>1</w:t>
-            </w:r>
-          </w:p>
-        </w:tc>
-        <w:tc>
-          <w:tcPr>
-            <w:tcW w:type="dxa" w:w="2409"/>
-            <w:vAlign w:val="center"/>
-            <w:shd w:fill="FFFFFF"/>
-            <w:tcBorders>
-              <w:top w:val="single" w:sz="4" w:color="D1D5DB"/>
-              <w:left w:val="single" w:sz="4" w:color="D1D5DB"/>
-              <w:bottom w:val="single" w:sz="4" w:color="D1D5DB"/>
-              <w:right w:val="single" w:sz="4" w:color="D1D5DB"/>
-            </w:tcBorders>
-          </w:tcPr>
-          <w:p>
-            <w:pPr>
-              <w:spacing w:after="0"/>
-            </w:pPr>
-            <w:r>
-              <w:rPr>
-                <w:rFonts w:ascii="Aptos" w:hAnsi="Aptos" w:eastAsia="Aptos"/>
-                <w:b w:val="0"/>
-                <w:color w:val="1F2937"/>
-                <w:sz w:val="16"/>
-              </w:rPr>
-              <w:t>1–2</w:t>
-            </w:r>
-          </w:p>
-        </w:tc>
-        <w:tc>
-          <w:tcPr>
-            <w:tcW w:type="dxa" w:w="2409"/>
-            <w:vAlign w:val="center"/>
-            <w:shd w:fill="FFFFFF"/>
-            <w:tcBorders>
-              <w:top w:val="single" w:sz="4" w:color="D1D5DB"/>
-              <w:left w:val="single" w:sz="4" w:color="D1D5DB"/>
-              <w:bottom w:val="single" w:sz="4" w:color="D1D5DB"/>
-              <w:right w:val="single" w:sz="4" w:color="D1D5DB"/>
-            </w:tcBorders>
-          </w:tcPr>
-          <w:p>
-            <w:pPr>
-              <w:spacing w:after="0"/>
-            </w:pPr>
-            <w:r>
-              <w:rPr>
-                <w:rFonts w:ascii="Aptos" w:hAnsi="Aptos" w:eastAsia="Aptos"/>
-                <w:b w:val="0"/>
-                <w:color w:val="1F2937"/>
-                <w:sz w:val="16"/>
-              </w:rPr>
-              <w:t>İnovasyon ve AR-GE’yi örnekler üzerinden sorgulatmak; ön bilgiyi görünür kılmak; kaynak güvenilirliğini modellemek</w:t>
-            </w:r>
-          </w:p>
-        </w:tc>
-        <w:tc>
-          <w:tcPr>
-            <w:tcW w:type="dxa" w:w="2409"/>
-            <w:vAlign w:val="center"/>
-            <w:shd w:fill="FFFFFF"/>
-            <w:tcBorders>
-              <w:top w:val="single" w:sz="4" w:color="D1D5DB"/>
-              <w:left w:val="single" w:sz="4" w:color="D1D5DB"/>
-              <w:bottom w:val="single" w:sz="4" w:color="D1D5DB"/>
-              <w:right w:val="single" w:sz="4" w:color="D1D5DB"/>
-            </w:tcBorders>
-          </w:tcPr>
-          <w:p>
-            <w:pPr>
-              <w:spacing w:after="0"/>
-            </w:pPr>
-            <w:r>
-              <w:rPr>
-                <w:rFonts w:ascii="Aptos" w:hAnsi="Aptos" w:eastAsia="Aptos"/>
-                <w:b w:val="0"/>
-                <w:color w:val="1F2937"/>
-                <w:sz w:val="16"/>
-              </w:rPr>
-              <w:t>Kavram notu, soru listesi, seçilen inovasyon hikâyesi için ilk kaynak kaydı</w:t>
-            </w:r>
-          </w:p>
-        </w:tc>
-      </w:tr>
-      <w:tr>
-        <w:trPr>
-          <w:cantSplit/>
-        </w:trPr>
-        <w:tc>
-          <w:tcPr>
-            <w:tcW w:type="dxa" w:w="2409"/>
-            <w:vAlign w:val="center"/>
-            <w:shd w:fill="FFF8F3"/>
-            <w:tcBorders>
-              <w:top w:val="single" w:sz="4" w:color="D1D5DB"/>
-              <w:left w:val="single" w:sz="4" w:color="D1D5DB"/>
-              <w:bottom w:val="single" w:sz="4" w:color="D1D5DB"/>
-              <w:right w:val="single" w:sz="4" w:color="D1D5DB"/>
-            </w:tcBorders>
-          </w:tcPr>
-          <w:p>
-            <w:pPr>
-              <w:spacing w:after="0"/>
-            </w:pPr>
-            <w:r>
-              <w:rPr>
-                <w:rFonts w:ascii="Aptos" w:hAnsi="Aptos" w:eastAsia="Aptos"/>
-                <w:b w:val="0"/>
-                <w:color w:val="1F2937"/>
-                <w:sz w:val="16"/>
-              </w:rPr>
-              <w:t>2</w:t>
-            </w:r>
-          </w:p>
-        </w:tc>
-        <w:tc>
-          <w:tcPr>
-            <w:tcW w:type="dxa" w:w="2409"/>
-            <w:vAlign w:val="center"/>
-            <w:shd w:fill="FFF8F3"/>
-            <w:tcBorders>
-              <w:top w:val="single" w:sz="4" w:color="D1D5DB"/>
-              <w:left w:val="single" w:sz="4" w:color="D1D5DB"/>
-              <w:bottom w:val="single" w:sz="4" w:color="D1D5DB"/>
-              <w:right w:val="single" w:sz="4" w:color="D1D5DB"/>
-            </w:tcBorders>
-          </w:tcPr>
-          <w:p>
-            <w:pPr>
-              <w:spacing w:after="0"/>
-            </w:pPr>
-            <w:r>
-              <w:rPr>
-                <w:rFonts w:ascii="Aptos" w:hAnsi="Aptos" w:eastAsia="Aptos"/>
-                <w:b w:val="0"/>
-                <w:color w:val="1F2937"/>
-                <w:sz w:val="16"/>
-              </w:rPr>
-              <w:t>3–4</w:t>
-            </w:r>
-          </w:p>
-        </w:tc>
-        <w:tc>
-          <w:tcPr>
-            <w:tcW w:type="dxa" w:w="2409"/>
-            <w:vAlign w:val="center"/>
-            <w:shd w:fill="FFF8F3"/>
-            <w:tcBorders>
-              <w:top w:val="single" w:sz="4" w:color="D1D5DB"/>
-              <w:left w:val="single" w:sz="4" w:color="D1D5DB"/>
-              <w:bottom w:val="single" w:sz="4" w:color="D1D5DB"/>
-              <w:right w:val="single" w:sz="4" w:color="D1D5DB"/>
-            </w:tcBorders>
-          </w:tcPr>
-          <w:p>
-            <w:pPr>
-              <w:spacing w:after="0"/>
-            </w:pPr>
-            <w:r>
-              <w:rPr>
-                <w:rFonts w:ascii="Aptos" w:hAnsi="Aptos" w:eastAsia="Aptos"/>
-                <w:b w:val="0"/>
-                <w:color w:val="1F2937"/>
-                <w:sz w:val="16"/>
-              </w:rPr>
-              <w:t>Günlük yaşam ihtiyacını belirletmek; mevcut çözümlerin avantaj/sınırlılıklarını inceletmek; kartopu tekniğini yönetmek</w:t>
-            </w:r>
-          </w:p>
-        </w:tc>
-        <w:tc>
-          <w:tcPr>
-            <w:tcW w:type="dxa" w:w="2409"/>
-            <w:vAlign w:val="center"/>
-            <w:shd w:fill="FFF8F3"/>
-            <w:tcBorders>
-              <w:top w:val="single" w:sz="4" w:color="D1D5DB"/>
-              <w:left w:val="single" w:sz="4" w:color="D1D5DB"/>
-              <w:bottom w:val="single" w:sz="4" w:color="D1D5DB"/>
-              <w:right w:val="single" w:sz="4" w:color="D1D5DB"/>
-            </w:tcBorders>
-          </w:tcPr>
-          <w:p>
-            <w:pPr>
-              <w:spacing w:after="0"/>
-            </w:pPr>
-            <w:r>
-              <w:rPr>
-                <w:rFonts w:ascii="Aptos" w:hAnsi="Aptos" w:eastAsia="Aptos"/>
-                <w:b w:val="0"/>
-                <w:color w:val="1F2937"/>
-                <w:sz w:val="16"/>
-              </w:rPr>
-              <w:t>İhtiyaç listesi, problem cümlesi, çözüm seçenekleri</w:t>
-            </w:r>
-          </w:p>
-        </w:tc>
-      </w:tr>
-      <w:tr>
-        <w:trPr>
-          <w:cantSplit/>
-        </w:trPr>
-        <w:tc>
-          <w:tcPr>
-            <w:tcW w:type="dxa" w:w="2409"/>
-            <w:vAlign w:val="center"/>
-            <w:shd w:fill="FFFFFF"/>
-            <w:tcBorders>
-              <w:top w:val="single" w:sz="4" w:color="D1D5DB"/>
-              <w:left w:val="single" w:sz="4" w:color="D1D5DB"/>
-              <w:bottom w:val="single" w:sz="4" w:color="D1D5DB"/>
-              <w:right w:val="single" w:sz="4" w:color="D1D5DB"/>
-            </w:tcBorders>
-          </w:tcPr>
-          <w:p>
-            <w:pPr>
-              <w:spacing w:after="0"/>
-            </w:pPr>
-            <w:r>
-              <w:rPr>
-                <w:rFonts w:ascii="Aptos" w:hAnsi="Aptos" w:eastAsia="Aptos"/>
-                <w:b w:val="0"/>
-                <w:color w:val="1F2937"/>
-                <w:sz w:val="16"/>
-              </w:rPr>
-              <w:t>3</w:t>
-            </w:r>
-          </w:p>
-        </w:tc>
-        <w:tc>
-          <w:tcPr>
-            <w:tcW w:type="dxa" w:w="2409"/>
-            <w:vAlign w:val="center"/>
-            <w:shd w:fill="FFFFFF"/>
-            <w:tcBorders>
-              <w:top w:val="single" w:sz="4" w:color="D1D5DB"/>
-              <w:left w:val="single" w:sz="4" w:color="D1D5DB"/>
-              <w:bottom w:val="single" w:sz="4" w:color="D1D5DB"/>
-              <w:right w:val="single" w:sz="4" w:color="D1D5DB"/>
-            </w:tcBorders>
-          </w:tcPr>
-          <w:p>
-            <w:pPr>
-              <w:spacing w:after="0"/>
-            </w:pPr>
-            <w:r>
-              <w:rPr>
-                <w:rFonts w:ascii="Aptos" w:hAnsi="Aptos" w:eastAsia="Aptos"/>
-                <w:b w:val="0"/>
-                <w:color w:val="1F2937"/>
-                <w:sz w:val="16"/>
-              </w:rPr>
-              <w:t>5–6</w:t>
-            </w:r>
-          </w:p>
-        </w:tc>
-        <w:tc>
-          <w:tcPr>
-            <w:tcW w:type="dxa" w:w="2409"/>
-            <w:vAlign w:val="center"/>
-            <w:shd w:fill="FFFFFF"/>
-            <w:tcBorders>
-              <w:top w:val="single" w:sz="4" w:color="D1D5DB"/>
-              <w:left w:val="single" w:sz="4" w:color="D1D5DB"/>
-              <w:bottom w:val="single" w:sz="4" w:color="D1D5DB"/>
-              <w:right w:val="single" w:sz="4" w:color="D1D5DB"/>
-            </w:tcBorders>
-          </w:tcPr>
-          <w:p>
-            <w:pPr>
-              <w:spacing w:after="0"/>
-            </w:pPr>
-            <w:r>
-              <w:rPr>
-                <w:rFonts w:ascii="Aptos" w:hAnsi="Aptos" w:eastAsia="Aptos"/>
-                <w:b w:val="0"/>
-                <w:color w:val="1F2937"/>
-                <w:sz w:val="16"/>
-              </w:rPr>
-              <w:t>Bireysel ürün fikrini seçtirmek; taslağın işleyişini çizdirmek; fikrî ve sınai mülkiyet araştırmasını başlatmak</w:t>
-            </w:r>
-          </w:p>
-        </w:tc>
-        <w:tc>
-          <w:tcPr>
-            <w:tcW w:type="dxa" w:w="2409"/>
-            <w:vAlign w:val="center"/>
-            <w:shd w:fill="FFFFFF"/>
-            <w:tcBorders>
-              <w:top w:val="single" w:sz="4" w:color="D1D5DB"/>
-              <w:left w:val="single" w:sz="4" w:color="D1D5DB"/>
-              <w:bottom w:val="single" w:sz="4" w:color="D1D5DB"/>
-              <w:right w:val="single" w:sz="4" w:color="D1D5DB"/>
-            </w:tcBorders>
-          </w:tcPr>
-          <w:p>
-            <w:pPr>
-              <w:spacing w:after="0"/>
-            </w:pPr>
-            <w:r>
-              <w:rPr>
-                <w:rFonts w:ascii="Aptos" w:hAnsi="Aptos" w:eastAsia="Aptos"/>
-                <w:b w:val="0"/>
-                <w:color w:val="1F2937"/>
-                <w:sz w:val="16"/>
-              </w:rPr>
-              <w:t>Etiketli eskiz, ürün faydası açıklaması, araştırma araçları/kaynakları listesi</w:t>
-            </w:r>
-          </w:p>
-        </w:tc>
-      </w:tr>
-      <w:tr>
-        <w:trPr>
-          <w:cantSplit/>
-        </w:trPr>
-        <w:tc>
-          <w:tcPr>
-            <w:tcW w:type="dxa" w:w="2409"/>
-            <w:vAlign w:val="center"/>
-            <w:shd w:fill="FFF8F3"/>
-            <w:tcBorders>
-              <w:top w:val="single" w:sz="4" w:color="D1D5DB"/>
-              <w:left w:val="single" w:sz="4" w:color="D1D5DB"/>
-              <w:bottom w:val="single" w:sz="4" w:color="D1D5DB"/>
-              <w:right w:val="single" w:sz="4" w:color="D1D5DB"/>
-            </w:tcBorders>
-          </w:tcPr>
-          <w:p>
-            <w:pPr>
-              <w:spacing w:after="0"/>
-            </w:pPr>
-            <w:r>
-              <w:rPr>
-                <w:rFonts w:ascii="Aptos" w:hAnsi="Aptos" w:eastAsia="Aptos"/>
-                <w:b w:val="0"/>
-                <w:color w:val="1F2937"/>
-                <w:sz w:val="16"/>
-              </w:rPr>
-              <w:t>4</w:t>
-            </w:r>
-          </w:p>
-        </w:tc>
-        <w:tc>
-          <w:tcPr>
-            <w:tcW w:type="dxa" w:w="2409"/>
-            <w:vAlign w:val="center"/>
-            <w:shd w:fill="FFF8F3"/>
-            <w:tcBorders>
-              <w:top w:val="single" w:sz="4" w:color="D1D5DB"/>
-              <w:left w:val="single" w:sz="4" w:color="D1D5DB"/>
-              <w:bottom w:val="single" w:sz="4" w:color="D1D5DB"/>
-              <w:right w:val="single" w:sz="4" w:color="D1D5DB"/>
-            </w:tcBorders>
-          </w:tcPr>
-          <w:p>
-            <w:pPr>
-              <w:spacing w:after="0"/>
-            </w:pPr>
-            <w:r>
-              <w:rPr>
-                <w:rFonts w:ascii="Aptos" w:hAnsi="Aptos" w:eastAsia="Aptos"/>
-                <w:b w:val="0"/>
-                <w:color w:val="1F2937"/>
-                <w:sz w:val="16"/>
-              </w:rPr>
-              <w:t>7–8</w:t>
-            </w:r>
-          </w:p>
-        </w:tc>
-        <w:tc>
-          <w:tcPr>
-            <w:tcW w:type="dxa" w:w="2409"/>
-            <w:vAlign w:val="center"/>
-            <w:shd w:fill="FFF8F3"/>
-            <w:tcBorders>
-              <w:top w:val="single" w:sz="4" w:color="D1D5DB"/>
-              <w:left w:val="single" w:sz="4" w:color="D1D5DB"/>
-              <w:bottom w:val="single" w:sz="4" w:color="D1D5DB"/>
-              <w:right w:val="single" w:sz="4" w:color="D1D5DB"/>
-            </w:tcBorders>
-          </w:tcPr>
-          <w:p>
-            <w:pPr>
-              <w:spacing w:after="0"/>
-            </w:pPr>
-            <w:r>
-              <w:rPr>
-                <w:rFonts w:ascii="Aptos" w:hAnsi="Aptos" w:eastAsia="Aptos"/>
-                <w:b w:val="0"/>
-                <w:color w:val="1F2937"/>
-                <w:sz w:val="16"/>
-              </w:rPr>
-              <w:t>Koruma türlerini gerekçeli biçimde eşleştirmek; ürün ve koruma dosyasını sunuma hazırlatmak; öz/akran dönütünü toplamak</w:t>
-            </w:r>
-          </w:p>
-        </w:tc>
-        <w:tc>
-          <w:tcPr>
-            <w:tcW w:type="dxa" w:w="2409"/>
-            <w:vAlign w:val="center"/>
-            <w:shd w:fill="FFF8F3"/>
-            <w:tcBorders>
-              <w:top w:val="single" w:sz="4" w:color="D1D5DB"/>
-              <w:left w:val="single" w:sz="4" w:color="D1D5DB"/>
-              <w:bottom w:val="single" w:sz="4" w:color="D1D5DB"/>
-              <w:right w:val="single" w:sz="4" w:color="D1D5DB"/>
-            </w:tcBorders>
-          </w:tcPr>
-          <w:p>
-            <w:pPr>
-              <w:spacing w:after="0"/>
-            </w:pPr>
-            <w:r>
-              <w:rPr>
-                <w:rFonts w:ascii="Aptos" w:hAnsi="Aptos" w:eastAsia="Aptos"/>
-                <w:b w:val="0"/>
-                <w:color w:val="1F2937"/>
-                <w:sz w:val="16"/>
-              </w:rPr>
-              <w:t>Koruma yaklaşımı notu, süreç dosyası, kısa sunum ve öz değerlendirme</w:t>
-            </w:r>
-          </w:p>
-        </w:tc>
-      </w:tr>
-    </w:tbl>
-    <w:p/>
-    <w:p>
-      <w:r>
-        <w:rPr>
-          <w:rFonts w:ascii="Aptos" w:hAnsi="Aptos" w:eastAsia="Aptos"/>
-          <w:b w:val="0"/>
-          <w:color w:val="1F2937"/>
-          <w:sz w:val="20"/>
-        </w:rPr>
-        <w:t>Ürün için “tamamen dünyada ilk” olma şartı aranmaz. Öğrencinin ihtiyacı kanıtlaması, mevcut çözümlerden nasıl yararlandığını belirtmesi, kendi önerisinin farkını açıklaması ve işleyişi anlaşılır biçimde taslakta göstermesi beklenir.</w:t>
-      </w:r>
-    </w:p>
-    <w:p>
-      <w:pPr>
-        <w:keepNext/>
-      </w:pPr>
-      <w:r>
-        <w:rPr>
-          <w:rFonts w:ascii="Aptos" w:hAnsi="Aptos" w:eastAsia="Aptos"/>
-          <w:b/>
-          <w:color w:val="EA580C"/>
-          <w:sz w:val="24"/>
-        </w:rPr>
-        <w:t>6. Güvenilir bilgi toplama ve dijital etik rutini</w:t>
-      </w:r>
-    </w:p>
-    <w:p>
-      <w:r>
-        <w:rPr>
-          <w:rFonts w:ascii="Aptos" w:hAnsi="Aptos" w:eastAsia="Aptos"/>
-          <w:b w:val="0"/>
-          <w:color w:val="1F2937"/>
-          <w:sz w:val="20"/>
-        </w:rPr>
-        <w:t>TT.8.1.1 ile TT.8.1.3’te bilgi toplamak, yalnızca arama sonucu bulmak değildir. Her öğrencinin kaynak kaydında aşağıdaki dört alan bulunmalıdır:</w:t>
-      </w:r>
-    </w:p>
-    <w:p>
-      <w:pPr>
-        <w:pStyle w:val="ListNumber"/>
-      </w:pPr>
-      <w:r>
-        <w:rPr>
-          <w:rFonts w:ascii="Aptos" w:hAnsi="Aptos" w:eastAsia="Aptos"/>
-          <w:b w:val="0"/>
-          <w:color w:val="1F2937"/>
-          <w:sz w:val="20"/>
-        </w:rPr>
-        <w:t>**Kaynak kim?** Kurum, yazar ya da yayınlayan kişi açık mı?</w:t>
-      </w:r>
-    </w:p>
-    <w:p>
-      <w:pPr>
-        <w:pStyle w:val="ListNumber"/>
-      </w:pPr>
-      <w:r>
-        <w:rPr>
-          <w:rFonts w:ascii="Aptos" w:hAnsi="Aptos" w:eastAsia="Aptos"/>
-          <w:b w:val="0"/>
-          <w:color w:val="1F2937"/>
-          <w:sz w:val="20"/>
-        </w:rPr>
-        <w:t>**Bilgi neyi destekliyor?** Öğrencinin kullandığı iddia tek cümleyle yazılmış mı?</w:t>
-      </w:r>
-    </w:p>
-    <w:p>
-      <w:pPr>
-        <w:pStyle w:val="ListNumber"/>
-      </w:pPr>
-      <w:r>
-        <w:rPr>
-          <w:rFonts w:ascii="Aptos" w:hAnsi="Aptos" w:eastAsia="Aptos"/>
-          <w:b w:val="0"/>
-          <w:color w:val="1F2937"/>
-          <w:sz w:val="20"/>
-        </w:rPr>
-        <w:t>**Ne zaman güncellenmiş?** Tarih görünüyorsa not edilmiş mi?</w:t>
-      </w:r>
-    </w:p>
-    <w:p>
-      <w:pPr>
-        <w:pStyle w:val="ListNumber"/>
-      </w:pPr>
-      <w:r>
-        <w:rPr>
-          <w:rFonts w:ascii="Aptos" w:hAnsi="Aptos" w:eastAsia="Aptos"/>
-          <w:b w:val="0"/>
-          <w:color w:val="1F2937"/>
-          <w:sz w:val="20"/>
-        </w:rPr>
-        <w:t>**Nasıl doğruladım?** İkinci güvenilir bir kaynakla, resmî kurumla veya öğretmen kontrolüyle karşılaştırılmış mı?</w:t>
-      </w:r>
-    </w:p>
-    <w:p>
-      <w:r>
-        <w:rPr>
-          <w:rFonts w:ascii="Aptos" w:hAnsi="Aptos" w:eastAsia="Aptos"/>
-          <w:b w:val="0"/>
-          <w:color w:val="1F2937"/>
-          <w:sz w:val="20"/>
-        </w:rPr>
-        <w:t>Öğrencilere kişisel bilgi, telefon numarası, adres, giriş şifresi veya başvuru belgesi paylaşmamaları hatırlatılır. Görsel, metin ve yapay zekâ çıktısı kullanıldığında kaynak/araç bilgisi yazılır; çıktının doğruluğu ayrıca kontrol edilir. Bir yapay zekâ aracının ürettiği bilgi tek başına güvenilir kaynak kabul edilmez.</w:t>
-      </w:r>
-    </w:p>
-    <w:p>
-      <w:pPr>
-        <w:keepNext/>
-      </w:pPr>
-      <w:r>
-        <w:rPr>
-          <w:rFonts w:ascii="Aptos" w:hAnsi="Aptos" w:eastAsia="Aptos"/>
-          <w:b/>
-          <w:color w:val="EA580C"/>
-          <w:sz w:val="24"/>
-        </w:rPr>
-        <w:t>7. Sık görülen yanlış anlamalar ve öğretmen müdahaleleri</w:t>
+        <w:t>Öğretmenin kısa müdahale rehberi</w:t>
       </w:r>
     </w:p>
     <w:tbl>
@@ -3166,7 +1057,7 @@
                 <w:color w:val="FFFFFF"/>
                 <w:sz w:val="16"/>
               </w:rPr>
-              <w:t>Yanlış anlama</w:t>
+              <w:t>Öğrencinin söylemi</w:t>
             </w:r>
           </w:p>
         </w:tc>
@@ -3193,7 +1084,7 @@
                 <w:color w:val="FFFFFF"/>
                 <w:sz w:val="16"/>
               </w:rPr>
-              <w:t>Müdahale sorusu veya kısa açıklama</w:t>
+              <w:t>Sorulacak yönlendirici soru</w:t>
             </w:r>
           </w:p>
         </w:tc>
@@ -3225,7 +1116,7 @@
                 <w:color w:val="1F2937"/>
                 <w:sz w:val="16"/>
               </w:rPr>
-              <w:t>“Yeni olan her şey inovasyondur.”</w:t>
+              <w:t>"Her yenilik inovasyondur."</w:t>
             </w:r>
           </w:p>
         </w:tc>
@@ -3252,7 +1143,7 @@
                 <w:color w:val="1F2937"/>
                 <w:sz w:val="16"/>
               </w:rPr>
-              <w:t>“Kim için hangi faydayı üretiyor; sorunu nasıl azaltıyor?” sorusuyla fayda ve ihtiyacı görünür kılın.</w:t>
+              <w:t>Kimin hangi ihtiyacı kolaylaştı? Ne tür bir değer oluştu?</w:t>
             </w:r>
           </w:p>
         </w:tc>
@@ -3284,7 +1175,7 @@
                 <w:color w:val="1F2937"/>
                 <w:sz w:val="16"/>
               </w:rPr>
-              <w:t>“İnovasyon sadece elektronik ürünlerdir.”</w:t>
+              <w:t>"İnternette yazıyorsa doğrudur."</w:t>
             </w:r>
           </w:p>
         </w:tc>
@@ -3311,7 +1202,7 @@
                 <w:color w:val="1F2937"/>
                 <w:sz w:val="16"/>
               </w:rPr>
-              <w:t>Hizmet, süreç, erişilebilirlik ve sürdürülebilirlik iyileştirmelerinden örnek isteyin.</w:t>
+              <w:t>Kurum/yazar, tarih ve ikinci kontrol nerede?</w:t>
             </w:r>
           </w:p>
         </w:tc>
@@ -3343,7 +1234,7 @@
                 <w:color w:val="1F2937"/>
                 <w:sz w:val="16"/>
               </w:rPr>
-              <w:t>“İyi fikir bulursam araştırmaya gerek kalmaz.”</w:t>
+              <w:t>"Fikrim patenttir."</w:t>
             </w:r>
           </w:p>
         </w:tc>
@@ -3370,7 +1261,7 @@
                 <w:color w:val="1F2937"/>
                 <w:sz w:val="16"/>
               </w:rPr>
-              <w:t>AR-GE’nin ihtiyacı, mevcut çözümü ve uygulanabilirliği anlamaya yardımcı olduğunu vurgulayın.</w:t>
+              <w:t>Önce fikrinin hangi yönünü korumak istediğini ve resmî kaynağa sorunu yaz.</w:t>
             </w:r>
           </w:p>
         </w:tc>
@@ -3402,7 +1293,7 @@
                 <w:color w:val="1F2937"/>
                 <w:sz w:val="16"/>
               </w:rPr>
-              <w:t>“İnternette yazıyorsa doğrudur.”</w:t>
+              <w:t>"Eskizim güzel değil."</w:t>
             </w:r>
           </w:p>
         </w:tc>
@@ -3429,184 +1320,7 @@
                 <w:color w:val="1F2937"/>
                 <w:sz w:val="16"/>
               </w:rPr>
-              <w:t>Resmî kurum, tarih, yazar/kurum ve ikinci kaynak denetimini birlikte modelleyin.</w:t>
-            </w:r>
-          </w:p>
-        </w:tc>
-      </w:tr>
-      <w:tr>
-        <w:trPr>
-          <w:cantSplit/>
-        </w:trPr>
-        <w:tc>
-          <w:tcPr>
-            <w:tcW w:type="dxa" w:w="4819"/>
-            <w:vAlign w:val="center"/>
-            <w:shd w:fill="FFFFFF"/>
-            <w:tcBorders>
-              <w:top w:val="single" w:sz="4" w:color="D1D5DB"/>
-              <w:left w:val="single" w:sz="4" w:color="D1D5DB"/>
-              <w:bottom w:val="single" w:sz="4" w:color="D1D5DB"/>
-              <w:right w:val="single" w:sz="4" w:color="D1D5DB"/>
-            </w:tcBorders>
-          </w:tcPr>
-          <w:p>
-            <w:pPr>
-              <w:spacing w:after="0"/>
-            </w:pPr>
-            <w:r>
-              <w:rPr>
-                <w:rFonts w:ascii="Aptos" w:hAnsi="Aptos" w:eastAsia="Aptos"/>
-                <w:b w:val="0"/>
-                <w:color w:val="1F2937"/>
-                <w:sz w:val="16"/>
-              </w:rPr>
-              <w:t>“Patent, marka, tasarım ve telif aynı şeydir.”</w:t>
-            </w:r>
-          </w:p>
-        </w:tc>
-        <w:tc>
-          <w:tcPr>
-            <w:tcW w:type="dxa" w:w="4819"/>
-            <w:vAlign w:val="center"/>
-            <w:shd w:fill="FFFFFF"/>
-            <w:tcBorders>
-              <w:top w:val="single" w:sz="4" w:color="D1D5DB"/>
-              <w:left w:val="single" w:sz="4" w:color="D1D5DB"/>
-              <w:bottom w:val="single" w:sz="4" w:color="D1D5DB"/>
-              <w:right w:val="single" w:sz="4" w:color="D1D5DB"/>
-            </w:tcBorders>
-          </w:tcPr>
-          <w:p>
-            <w:pPr>
-              <w:spacing w:after="0"/>
-            </w:pPr>
-            <w:r>
-              <w:rPr>
-                <w:rFonts w:ascii="Aptos" w:hAnsi="Aptos" w:eastAsia="Aptos"/>
-                <w:b w:val="0"/>
-                <w:color w:val="1F2937"/>
-                <w:sz w:val="16"/>
-              </w:rPr>
-              <w:t>Öğrencinin ürünündeki teknik çözüm, ad/işaret, görünüş ve özgün eser unsurlarını ayrı renklerle işaretletin.</w:t>
-            </w:r>
-          </w:p>
-        </w:tc>
-      </w:tr>
-      <w:tr>
-        <w:trPr>
-          <w:cantSplit/>
-        </w:trPr>
-        <w:tc>
-          <w:tcPr>
-            <w:tcW w:type="dxa" w:w="4819"/>
-            <w:vAlign w:val="center"/>
-            <w:shd w:fill="FFF8F3"/>
-            <w:tcBorders>
-              <w:top w:val="single" w:sz="4" w:color="D1D5DB"/>
-              <w:left w:val="single" w:sz="4" w:color="D1D5DB"/>
-              <w:bottom w:val="single" w:sz="4" w:color="D1D5DB"/>
-              <w:right w:val="single" w:sz="4" w:color="D1D5DB"/>
-            </w:tcBorders>
-          </w:tcPr>
-          <w:p>
-            <w:pPr>
-              <w:spacing w:after="0"/>
-            </w:pPr>
-            <w:r>
-              <w:rPr>
-                <w:rFonts w:ascii="Aptos" w:hAnsi="Aptos" w:eastAsia="Aptos"/>
-                <w:b w:val="0"/>
-                <w:color w:val="1F2937"/>
-                <w:sz w:val="16"/>
-              </w:rPr>
-              <w:t>“Başkalarının fikrine bakmak hırsızlıktır.”</w:t>
-            </w:r>
-          </w:p>
-        </w:tc>
-        <w:tc>
-          <w:tcPr>
-            <w:tcW w:type="dxa" w:w="4819"/>
-            <w:vAlign w:val="center"/>
-            <w:shd w:fill="FFF8F3"/>
-            <w:tcBorders>
-              <w:top w:val="single" w:sz="4" w:color="D1D5DB"/>
-              <w:left w:val="single" w:sz="4" w:color="D1D5DB"/>
-              <w:bottom w:val="single" w:sz="4" w:color="D1D5DB"/>
-              <w:right w:val="single" w:sz="4" w:color="D1D5DB"/>
-            </w:tcBorders>
-          </w:tcPr>
-          <w:p>
-            <w:pPr>
-              <w:spacing w:after="0"/>
-            </w:pPr>
-            <w:r>
-              <w:rPr>
-                <w:rFonts w:ascii="Aptos" w:hAnsi="Aptos" w:eastAsia="Aptos"/>
-                <w:b w:val="0"/>
-                <w:color w:val="1F2937"/>
-                <w:sz w:val="16"/>
-              </w:rPr>
-              <w:t>İnceleme ile kopyalama arasındaki farkı; kaynak gösterme, izin ve kendi katkısını açıklama üzerinden tartışın.</w:t>
-            </w:r>
-          </w:p>
-        </w:tc>
-      </w:tr>
-      <w:tr>
-        <w:trPr>
-          <w:cantSplit/>
-        </w:trPr>
-        <w:tc>
-          <w:tcPr>
-            <w:tcW w:type="dxa" w:w="4819"/>
-            <w:vAlign w:val="center"/>
-            <w:shd w:fill="FFFFFF"/>
-            <w:tcBorders>
-              <w:top w:val="single" w:sz="4" w:color="D1D5DB"/>
-              <w:left w:val="single" w:sz="4" w:color="D1D5DB"/>
-              <w:bottom w:val="single" w:sz="4" w:color="D1D5DB"/>
-              <w:right w:val="single" w:sz="4" w:color="D1D5DB"/>
-            </w:tcBorders>
-          </w:tcPr>
-          <w:p>
-            <w:pPr>
-              <w:spacing w:after="0"/>
-            </w:pPr>
-            <w:r>
-              <w:rPr>
-                <w:rFonts w:ascii="Aptos" w:hAnsi="Aptos" w:eastAsia="Aptos"/>
-                <w:b w:val="0"/>
-                <w:color w:val="1F2937"/>
-                <w:sz w:val="16"/>
-              </w:rPr>
-              <w:t>“Koruma önerisi kesin hukuki sonuç verir.”</w:t>
-            </w:r>
-          </w:p>
-        </w:tc>
-        <w:tc>
-          <w:tcPr>
-            <w:tcW w:type="dxa" w:w="4819"/>
-            <w:vAlign w:val="center"/>
-            <w:shd w:fill="FFFFFF"/>
-            <w:tcBorders>
-              <w:top w:val="single" w:sz="4" w:color="D1D5DB"/>
-              <w:left w:val="single" w:sz="4" w:color="D1D5DB"/>
-              <w:bottom w:val="single" w:sz="4" w:color="D1D5DB"/>
-              <w:right w:val="single" w:sz="4" w:color="D1D5DB"/>
-            </w:tcBorders>
-          </w:tcPr>
-          <w:p>
-            <w:pPr>
-              <w:spacing w:after="0"/>
-            </w:pPr>
-            <w:r>
-              <w:rPr>
-                <w:rFonts w:ascii="Aptos" w:hAnsi="Aptos" w:eastAsia="Aptos"/>
-                <w:b w:val="0"/>
-                <w:color w:val="1F2937"/>
-                <w:sz w:val="16"/>
-              </w:rPr>
-              <w:t>Öğrencinin görevinin resmî kaynaklara dayalı ilk araştırma ve gerekçeli öneri olduğunu, kararın uzmanlık gerektirdiğini açıklayın.</w:t>
+              <w:t>Çizimin güzel olmasından önce işleyişi, etiketi ve kullanıcıyı gösterebiliyor mu?</w:t>
             </w:r>
           </w:p>
         </w:tc>
@@ -3624,7 +1338,7 @@
           <w:color w:val="EA580C"/>
           <w:sz w:val="24"/>
         </w:rPr>
-        <w:t>8. Dönüt dili ve yönlendirici sorular</w:t>
+        <w:t>Hızlı değerlendirme notu</w:t>
       </w:r>
     </w:p>
     <w:p>
@@ -3635,488 +1349,7 @@
           <w:color w:val="1F2937"/>
           <w:sz w:val="20"/>
         </w:rPr>
-        <w:t>Öğretmen, doğru cevabı hemen vermek yerine kanıt ve gerekçe ister. Yararlı soru kökleri:</w:t>
-      </w:r>
-    </w:p>
-    <w:p>
-      <w:pPr>
-        <w:pStyle w:val="ListBullet"/>
-      </w:pPr>
-      <w:r>
-        <w:rPr>
-          <w:rFonts w:ascii="Aptos" w:hAnsi="Aptos" w:eastAsia="Aptos"/>
-          <w:b w:val="0"/>
-          <w:color w:val="1F2937"/>
-          <w:sz w:val="20"/>
-        </w:rPr>
-        <w:t>“Bu ihtiyacı hangi gözlem veya veriyle fark ettin?”</w:t>
-      </w:r>
-    </w:p>
-    <w:p>
-      <w:pPr>
-        <w:pStyle w:val="ListBullet"/>
-      </w:pPr>
-      <w:r>
-        <w:rPr>
-          <w:rFonts w:ascii="Aptos" w:hAnsi="Aptos" w:eastAsia="Aptos"/>
-          <w:b w:val="0"/>
-          <w:color w:val="1F2937"/>
-          <w:sz w:val="20"/>
-        </w:rPr>
-        <w:t>“Mevcut çözümün güçlü yanı ne; senin fikrin hangi sınırlılığı azaltıyor?”</w:t>
-      </w:r>
-    </w:p>
-    <w:p>
-      <w:pPr>
-        <w:pStyle w:val="ListBullet"/>
-      </w:pPr>
-      <w:r>
-        <w:rPr>
-          <w:rFonts w:ascii="Aptos" w:hAnsi="Aptos" w:eastAsia="Aptos"/>
-          <w:b w:val="0"/>
-          <w:color w:val="1F2937"/>
-          <w:sz w:val="20"/>
-        </w:rPr>
-        <w:t>“Bu kaynağa neden güveniyorsun?”</w:t>
-      </w:r>
-    </w:p>
-    <w:p>
-      <w:pPr>
-        <w:pStyle w:val="ListBullet"/>
-      </w:pPr>
-      <w:r>
-        <w:rPr>
-          <w:rFonts w:ascii="Aptos" w:hAnsi="Aptos" w:eastAsia="Aptos"/>
-          <w:b w:val="0"/>
-          <w:color w:val="1F2937"/>
-          <w:sz w:val="20"/>
-        </w:rPr>
-        <w:t>“Eskizinde ürünün çalışmasını anlamamı sağlayan işaret nerede?”</w:t>
-      </w:r>
-    </w:p>
-    <w:p>
-      <w:pPr>
-        <w:pStyle w:val="ListBullet"/>
-      </w:pPr>
-      <w:r>
-        <w:rPr>
-          <w:rFonts w:ascii="Aptos" w:hAnsi="Aptos" w:eastAsia="Aptos"/>
-          <w:b w:val="0"/>
-          <w:color w:val="1F2937"/>
-          <w:sz w:val="20"/>
-        </w:rPr>
-        <w:t>“Önerdiğin koruma türü ürününün hangi özelliğiyle ilişkili?”</w:t>
-      </w:r>
-    </w:p>
-    <w:p>
-      <w:pPr>
-        <w:pStyle w:val="ListBullet"/>
-      </w:pPr>
-      <w:r>
-        <w:rPr>
-          <w:rFonts w:ascii="Aptos" w:hAnsi="Aptos" w:eastAsia="Aptos"/>
-          <w:b w:val="0"/>
-          <w:color w:val="1F2937"/>
-          <w:sz w:val="20"/>
-        </w:rPr>
-        <w:t>“Bu çözümün kullanıcı, çevre ve maliyet açısından olası etkileri neler?”</w:t>
-      </w:r>
-    </w:p>
-    <w:p>
-      <w:pPr>
-        <w:pStyle w:val="ListBullet"/>
-      </w:pPr>
-      <w:r>
-        <w:rPr>
-          <w:rFonts w:ascii="Aptos" w:hAnsi="Aptos" w:eastAsia="Aptos"/>
-          <w:b w:val="0"/>
-          <w:color w:val="1F2937"/>
-          <w:sz w:val="20"/>
-        </w:rPr>
-        <w:t>“Akranının sorusu fikrini hangi yönde geliştirmene yardım etti?”</w:t>
-      </w:r>
-    </w:p>
-    <w:p>
-      <w:r>
-        <w:rPr>
-          <w:rFonts w:ascii="Aptos" w:hAnsi="Aptos" w:eastAsia="Aptos"/>
-          <w:b w:val="0"/>
-          <w:color w:val="1F2937"/>
-          <w:sz w:val="20"/>
-        </w:rPr>
-        <w:t>Örnek süreç odaklı dönüt: “Sorunu açık yazmışsın; şimdi çözümünün mevcut üründen hangi somut yönüyle ayrıldığını eskiz üzerinde bir ok ve kısa notla göster.”</w:t>
-      </w:r>
-    </w:p>
-    <w:p>
-      <w:pPr>
-        <w:keepNext/>
-      </w:pPr>
-      <w:r>
-        <w:rPr>
-          <w:rFonts w:ascii="Aptos" w:hAnsi="Aptos" w:eastAsia="Aptos"/>
-          <w:b/>
-          <w:color w:val="EA580C"/>
-          <w:sz w:val="24"/>
-        </w:rPr>
-        <w:t>9. Farklılaştırma ve erişilebilirlik</w:t>
-      </w:r>
-    </w:p>
-    <w:p>
-      <w:pPr>
-        <w:keepNext/>
-      </w:pPr>
-      <w:r>
-        <w:rPr>
-          <w:rFonts w:ascii="Aptos" w:hAnsi="Aptos" w:eastAsia="Aptos"/>
-          <w:b/>
-          <w:color w:val="EA580C"/>
-          <w:sz w:val="24"/>
-        </w:rPr>
-        <w:t>Destekleme</w:t>
-      </w:r>
-    </w:p>
-    <w:p>
-      <w:pPr>
-        <w:pStyle w:val="ListBullet"/>
-      </w:pPr>
-      <w:r>
-        <w:rPr>
-          <w:rFonts w:ascii="Aptos" w:hAnsi="Aptos" w:eastAsia="Aptos"/>
-          <w:b w:val="0"/>
-          <w:color w:val="1F2937"/>
-          <w:sz w:val="20"/>
-        </w:rPr>
-        <w:t>Kavramlar için görsel destekli, kısa tanım kartları kullanın.</w:t>
-      </w:r>
-    </w:p>
-    <w:p>
-      <w:pPr>
-        <w:pStyle w:val="ListBullet"/>
-      </w:pPr>
-      <w:r>
-        <w:rPr>
-          <w:rFonts w:ascii="Aptos" w:hAnsi="Aptos" w:eastAsia="Aptos"/>
-          <w:b w:val="0"/>
-          <w:color w:val="1F2937"/>
-          <w:sz w:val="20"/>
-        </w:rPr>
-        <w:t>Problem cümlesi için “Kim için? Hangi durum? Ne zorlaşıyor?” kalıbını verin.</w:t>
-      </w:r>
-    </w:p>
-    <w:p>
-      <w:pPr>
-        <w:pStyle w:val="ListBullet"/>
-      </w:pPr>
-      <w:r>
-        <w:rPr>
-          <w:rFonts w:ascii="Aptos" w:hAnsi="Aptos" w:eastAsia="Aptos"/>
-          <w:b w:val="0"/>
-          <w:color w:val="1F2937"/>
-          <w:sz w:val="20"/>
-        </w:rPr>
-        <w:t>Kaynak araştırmasında öğretmenin önceden seçtiği iki güvenilir sayfayla başlayın.</w:t>
-      </w:r>
-    </w:p>
-    <w:p>
-      <w:pPr>
-        <w:pStyle w:val="ListBullet"/>
-      </w:pPr>
-      <w:r>
-        <w:rPr>
-          <w:rFonts w:ascii="Aptos" w:hAnsi="Aptos" w:eastAsia="Aptos"/>
-          <w:b w:val="0"/>
-          <w:color w:val="1F2937"/>
-          <w:sz w:val="20"/>
-        </w:rPr>
-        <w:t>Eskiz için hazır çerçeve, ürün etiketi ve yön okları sunun; çizim becerisi, fikrin değerlendirilmesinin önüne geçmesin.</w:t>
-      </w:r>
-    </w:p>
-    <w:p>
-      <w:pPr>
-        <w:pStyle w:val="ListBullet"/>
-      </w:pPr>
-      <w:r>
-        <w:rPr>
-          <w:rFonts w:ascii="Aptos" w:hAnsi="Aptos" w:eastAsia="Aptos"/>
-          <w:b w:val="0"/>
-          <w:color w:val="1F2937"/>
-          <w:sz w:val="20"/>
-        </w:rPr>
-        <w:t>Akran mentörlüğünü gönüllü ve rolü açık biçimde kurun; materyali “özel çalışma” diye etiketlemeyin.</w:t>
-      </w:r>
-    </w:p>
-    <w:p>
-      <w:pPr>
-        <w:keepNext/>
-      </w:pPr>
-      <w:r>
-        <w:rPr>
-          <w:rFonts w:ascii="Aptos" w:hAnsi="Aptos" w:eastAsia="Aptos"/>
-          <w:b/>
-          <w:color w:val="EA580C"/>
-          <w:sz w:val="24"/>
-        </w:rPr>
-        <w:t>Zenginleştirme</w:t>
-      </w:r>
-    </w:p>
-    <w:p>
-      <w:pPr>
-        <w:pStyle w:val="ListBullet"/>
-      </w:pPr>
-      <w:r>
-        <w:rPr>
-          <w:rFonts w:ascii="Aptos" w:hAnsi="Aptos" w:eastAsia="Aptos"/>
-          <w:b w:val="0"/>
-          <w:color w:val="1F2937"/>
-          <w:sz w:val="20"/>
-        </w:rPr>
-        <w:t>Bir ürünün patent/marka/tasarım almadığında karşılaşabileceği sorunları resmî veya güvenilir haber kaynaklarıyla araştırma.</w:t>
-      </w:r>
-    </w:p>
-    <w:p>
-      <w:pPr>
-        <w:pStyle w:val="ListBullet"/>
-      </w:pPr>
-      <w:r>
-        <w:rPr>
-          <w:rFonts w:ascii="Aptos" w:hAnsi="Aptos" w:eastAsia="Aptos"/>
-          <w:b w:val="0"/>
-          <w:color w:val="1F2937"/>
-          <w:sz w:val="20"/>
-        </w:rPr>
-        <w:t>Türkiye’de eğitim, sağlık, sosyal hizmet, savunma veya havacılık alanındaki AR-GE örneklerini karşılaştırmalı inceleme.</w:t>
-      </w:r>
-    </w:p>
-    <w:p>
-      <w:pPr>
-        <w:pStyle w:val="ListBullet"/>
-      </w:pPr>
-      <w:r>
-        <w:rPr>
-          <w:rFonts w:ascii="Aptos" w:hAnsi="Aptos" w:eastAsia="Aptos"/>
-          <w:b w:val="0"/>
-          <w:color w:val="1F2937"/>
-          <w:sz w:val="20"/>
-        </w:rPr>
-        <w:t>Sensör, servo motor veya mikrodenetleyici kullanmayı mümkün kılan ürün fikri için işleyiş şeması ya da düşük riskli prototip planı hazırlama.</w:t>
-      </w:r>
-    </w:p>
-    <w:p>
-      <w:pPr>
-        <w:pStyle w:val="ListBullet"/>
-      </w:pPr>
-      <w:r>
-        <w:rPr>
-          <w:rFonts w:ascii="Aptos" w:hAnsi="Aptos" w:eastAsia="Aptos"/>
-          <w:b w:val="0"/>
-          <w:color w:val="1F2937"/>
-          <w:sz w:val="20"/>
-        </w:rPr>
-        <w:t>Ürünün üretim, kullanım ve kullanım sonrası etkisini sürdürülebilirlik ölçütleriyle değerlendirme.</w:t>
-      </w:r>
-    </w:p>
-    <w:p>
-      <w:pPr>
-        <w:keepNext/>
-      </w:pPr>
-      <w:r>
-        <w:rPr>
-          <w:rFonts w:ascii="Aptos" w:hAnsi="Aptos" w:eastAsia="Aptos"/>
-          <w:b/>
-          <w:color w:val="EA580C"/>
-          <w:sz w:val="24"/>
-        </w:rPr>
-        <w:t>10. Öğretmenin uygulama öncesi kontrolü</w:t>
-      </w:r>
-    </w:p>
-    <w:p>
-      <w:pPr>
-        <w:pStyle w:val="ListBullet"/>
-      </w:pPr>
-      <w:r>
-        <w:rPr>
-          <w:rFonts w:ascii="Aptos" w:hAnsi="Aptos" w:eastAsia="Aptos"/>
-          <w:b w:val="0"/>
-          <w:color w:val="1F2937"/>
-          <w:sz w:val="20"/>
-        </w:rPr>
-        <w:t>Canlı MEB sayfasından ders saati, öğrenme çıktıları, süreç bileşenleri ve uygulama önerileri doğrulandı.</w:t>
-      </w:r>
-    </w:p>
-    <w:p>
-      <w:pPr>
-        <w:pStyle w:val="ListBullet"/>
-      </w:pPr>
-      <w:r>
-        <w:rPr>
-          <w:rFonts w:ascii="Aptos" w:hAnsi="Aptos" w:eastAsia="Aptos"/>
-          <w:b w:val="0"/>
-          <w:color w:val="1F2937"/>
-          <w:sz w:val="20"/>
-        </w:rPr>
-        <w:t>Resmî içerik çerçevesi öğretmen hazırlık notlarına aktarıldı.</w:t>
-      </w:r>
-    </w:p>
-    <w:p>
-      <w:pPr>
-        <w:pStyle w:val="ListBullet"/>
-      </w:pPr>
-      <w:r>
-        <w:rPr>
-          <w:rFonts w:ascii="Aptos" w:hAnsi="Aptos" w:eastAsia="Aptos"/>
-          <w:b w:val="0"/>
-          <w:color w:val="1F2937"/>
-          <w:sz w:val="20"/>
-        </w:rPr>
-        <w:t>20 öğrencilik sınıf ve sınıf–atölye rotasyonu için uygulanabilir bir çerçeve oluşturuldu.</w:t>
-      </w:r>
-    </w:p>
-    <w:p>
-      <w:pPr>
-        <w:pStyle w:val="ListBullet"/>
-      </w:pPr>
-      <w:r>
-        <w:rPr>
-          <w:rFonts w:ascii="Aptos" w:hAnsi="Aptos" w:eastAsia="Aptos"/>
-          <w:b w:val="0"/>
-          <w:color w:val="1F2937"/>
-          <w:sz w:val="20"/>
-        </w:rPr>
-        <w:t>Ürün taslağının bireysel, araştırma ve dönütün iş birlikli yürütüleceği netleştirildi.</w:t>
-      </w:r>
-    </w:p>
-    <w:p>
-      <w:pPr>
-        <w:pStyle w:val="ListBullet"/>
-      </w:pPr>
-      <w:r>
-        <w:rPr>
-          <w:rFonts w:ascii="Aptos" w:hAnsi="Aptos" w:eastAsia="Aptos"/>
-          <w:b w:val="0"/>
-          <w:color w:val="1F2937"/>
-          <w:sz w:val="20"/>
-        </w:rPr>
-        <w:t>Fikrî emeğe saygı, kaynak gösterme, kişisel veri güvenliği ve yapay zekâ çıktısı doğrulama ilkeleri eklendi.</w:t>
-      </w:r>
-    </w:p>
-    <w:p>
-      <w:pPr>
-        <w:pStyle w:val="ListBullet"/>
-      </w:pPr>
-      <w:r>
-        <w:rPr>
-          <w:rFonts w:ascii="Aptos" w:hAnsi="Aptos" w:eastAsia="Aptos"/>
-          <w:b w:val="0"/>
-          <w:color w:val="1F2937"/>
-          <w:sz w:val="20"/>
-        </w:rPr>
-        <w:t>Ön değerlendirme aracı, ayrıntılı ders planı, çalışma kâğıtları, rubrikler ve sunum kaynak kimlikleri sonraki üretim adımlarında hazırlanacak.</w:t>
-      </w:r>
-    </w:p>
-    <w:p>
-      <w:pPr>
-        <w:keepNext/>
-      </w:pPr>
-      <w:r>
-        <w:rPr>
-          <w:rFonts w:ascii="Aptos" w:hAnsi="Aptos" w:eastAsia="Aptos"/>
-          <w:b/>
-          <w:color w:val="EA580C"/>
-          <w:sz w:val="24"/>
-        </w:rPr>
-        <w:t>11. Kullanılacak resmî başlangıç kaynakları</w:t>
-      </w:r>
-    </w:p>
-    <w:p>
-      <w:pPr>
-        <w:pStyle w:val="ListBullet"/>
-      </w:pPr>
-      <w:r>
-        <w:rPr>
-          <w:rFonts w:ascii="Aptos" w:hAnsi="Aptos" w:eastAsia="Aptos"/>
-          <w:b w:val="0"/>
-          <w:color w:val="1F2937"/>
-          <w:sz w:val="20"/>
-        </w:rPr>
-        <w:t>[MEB — 8. Sınıf 1. Ünite](https://tymm.meb.gov.tr/teknoloji-tasarim-dersi/unite/1446): öğrenme çıktıları, süreç bileşenleri, uygulamalar ve farklılaştırma.</w:t>
-      </w:r>
-    </w:p>
-    <w:p>
-      <w:pPr>
-        <w:pStyle w:val="ListBullet"/>
-      </w:pPr>
-      <w:r>
-        <w:rPr>
-          <w:rFonts w:ascii="Aptos" w:hAnsi="Aptos" w:eastAsia="Aptos"/>
-          <w:b w:val="0"/>
-          <w:color w:val="1F2937"/>
-          <w:sz w:val="20"/>
-        </w:rPr>
-        <w:t>[TÜRKPATENT](https://www.turkpatent.gov.tr/): patent ve faydalı model, marka ve tasarım hakkında resmî başlangıç kaynağı.</w:t>
-      </w:r>
-    </w:p>
-    <w:p>
-      <w:pPr>
-        <w:pStyle w:val="ListBullet"/>
-      </w:pPr>
-      <w:r>
-        <w:rPr>
-          <w:rFonts w:ascii="Aptos" w:hAnsi="Aptos" w:eastAsia="Aptos"/>
-          <w:b w:val="0"/>
-          <w:color w:val="1F2937"/>
-          <w:sz w:val="20"/>
-        </w:rPr>
-        <w:t>[TÜRKPATENT Sınai Mülkiyet Danışma Birimi eğitim dokümanları](https://www.turkpatent.gov.tr/daisma-birimi-egitim-dokumanlari): öğretmenin konuya hazırlanması için resmî ek kaynaklar.</w:t>
-      </w:r>
-    </w:p>
-    <w:p>
-      <w:pPr>
-        <w:pStyle w:val="ListBullet"/>
-      </w:pPr>
-      <w:r>
-        <w:rPr>
-          <w:rFonts w:ascii="Aptos" w:hAnsi="Aptos" w:eastAsia="Aptos"/>
-          <w:b w:val="0"/>
-          <w:color w:val="1F2937"/>
-          <w:sz w:val="20"/>
-        </w:rPr>
-        <w:t>[WIPO — Intellectual Property](https://www.wipo.int/en/web/about-ip): uluslararası kavramsal arka plan; öğrenci kullanımında öğretmen seçimi ve Türkçe erişilebilirlik kontrolü gerekir.</w:t>
-      </w:r>
-    </w:p>
-    <w:p>
-      <w:r>
-        <w:rPr>
-          <w:rFonts w:ascii="Aptos" w:hAnsi="Aptos" w:eastAsia="Aptos"/>
-          <w:b w:val="0"/>
-          <w:color w:val="1F2937"/>
-          <w:sz w:val="20"/>
-        </w:rPr>
-        <w:t>---</w:t>
-      </w:r>
-    </w:p>
-    <w:p>
-      <w:pPr>
-        <w:keepNext/>
-      </w:pPr>
-      <w:r>
-        <w:rPr>
-          <w:rFonts w:ascii="Aptos" w:hAnsi="Aptos" w:eastAsia="Aptos"/>
-          <w:b/>
-          <w:color w:val="EA580C"/>
-          <w:sz w:val="24"/>
-        </w:rPr>
-        <w:t>Sonraki üretim bağı</w:t>
-      </w:r>
-    </w:p>
-    <w:p>
-      <w:r>
-        <w:rPr>
-          <w:rFonts w:ascii="Aptos" w:hAnsi="Aptos" w:eastAsia="Aptos"/>
-          <w:b w:val="0"/>
-          <w:color w:val="1F2937"/>
-          <w:sz w:val="20"/>
-        </w:rPr>
-        <w:t>Bu rehber tamamlandıktan sonra, `U1_MD_01_Ders_Plani.md` dosyasında sekiz ders saati için 40 dakikalık akış, materyal kullanımı, ölçme-değerlendirme anları ve programlar arası bileşen yansımaları ayrıntılandırılacaktır. Ders planı onaylandığında sunum entegrasyon haritası ders/slayt düzeyine indirgenecektir.</w:t>
+        <w:t>Ünitenin kanıtları çalışma kâğıtları, grup ürünü, eskiz, kısa paylaşım ve öz değerlendirmedir. Yalnızca ünite sonu testini notun belirleyicisi yapmayın. Cevap anahtarı için ders planındaki kısa notu kullanın.</w:t>
       </w:r>
     </w:p>
     <w:sectPr>
